--- a/manuals/Payroll Handover - Meeting Prep.docx
+++ b/manuals/Payroll Handover - Meeting Prep.docx
@@ -217,6 +217,344 @@
           <w:sz w:val="28"/>
           <w:szCs w:val="28"/>
         </w:rPr>
+        <w:t xml:space="preserve">The six videos</w:t>
+      </w:r>
+    </w:p>
+    <w:p>
+      <w:pPr>
+        <w:spacing w:after="120"/>
+      </w:pPr>
+      <w:r>
+        <w:rPr>
+          <w:sz w:val="22"/>
+          <w:szCs w:val="22"/>
+        </w:rPr>
+        <w:t xml:space="preserve">Source lines below give the full file name. Where a note refers to a video in passing it uses the short form, which maps as follows:</w:t>
+      </w:r>
+    </w:p>
+    <w:tbl>
+      <w:tblPr>
+        <w:tblW w:type="auto" w:w="100"/>
+        <w:tblBorders>
+          <w:top w:val="single" w:color="auto" w:sz="4"/>
+          <w:left w:val="single" w:color="auto" w:sz="4"/>
+          <w:bottom w:val="single" w:color="auto" w:sz="4"/>
+          <w:right w:val="single" w:color="auto" w:sz="4"/>
+          <w:insideH w:val="single" w:color="auto" w:sz="4"/>
+          <w:insideV w:val="single" w:color="auto" w:sz="4"/>
+        </w:tblBorders>
+      </w:tblPr>
+      <w:tblGrid>
+        <w:gridCol w:w="2900"/>
+        <w:gridCol w:w="6460"/>
+      </w:tblGrid>
+      <w:tr>
+        <w:tc>
+          <w:tcPr>
+            <w:tcW w:type="dxa" w:w="2900"/>
+            <w:shd w:fill="F7F9FC" w:val="clear"/>
+            <w:tcMar>
+              <w:top w:type="dxa" w:w="80"/>
+              <w:left w:type="dxa" w:w="140"/>
+              <w:bottom w:type="dxa" w:w="80"/>
+              <w:right w:type="dxa" w:w="140"/>
+            </w:tcMar>
+          </w:tcPr>
+          <w:p>
+            <w:r>
+              <w:rPr>
+                <w:b/>
+                <w:bCs/>
+                <w:sz w:val="20"/>
+                <w:szCs w:val="20"/>
+              </w:rPr>
+              <w:t xml:space="preserve">Video 1</w:t>
+            </w:r>
+          </w:p>
+        </w:tc>
+        <w:tc>
+          <w:tcPr>
+            <w:tcW w:type="dxa" w:w="6460"/>
+            <w:shd w:fill="F7F9FC" w:val="clear"/>
+            <w:tcMar>
+              <w:top w:type="dxa" w:w="80"/>
+              <w:left w:type="dxa" w:w="140"/>
+              <w:bottom w:type="dxa" w:w="80"/>
+              <w:right w:type="dxa" w:w="140"/>
+            </w:tcMar>
+          </w:tcPr>
+          <w:p>
+            <w:r>
+              <w:rPr>
+                <w:b w:val="false"/>
+                <w:bCs w:val="false"/>
+                <w:sz w:val="20"/>
+                <w:szCs w:val="20"/>
+              </w:rPr>
+              <w:t xml:space="preserve">Payroll Processing Part 1 (Payroll Prep)</w:t>
+            </w:r>
+          </w:p>
+        </w:tc>
+      </w:tr>
+      <w:tr>
+        <w:tc>
+          <w:tcPr>
+            <w:tcW w:type="dxa" w:w="2900"/>
+            <w:shd w:fill="FFFFFF" w:val="clear"/>
+            <w:tcMar>
+              <w:top w:type="dxa" w:w="80"/>
+              <w:left w:type="dxa" w:w="140"/>
+              <w:bottom w:type="dxa" w:w="80"/>
+              <w:right w:type="dxa" w:w="140"/>
+            </w:tcMar>
+          </w:tcPr>
+          <w:p>
+            <w:r>
+              <w:rPr>
+                <w:b/>
+                <w:bCs/>
+                <w:sz w:val="20"/>
+                <w:szCs w:val="20"/>
+              </w:rPr>
+              <w:t xml:space="preserve">Video 2</w:t>
+            </w:r>
+          </w:p>
+        </w:tc>
+        <w:tc>
+          <w:tcPr>
+            <w:tcW w:type="dxa" w:w="6460"/>
+            <w:shd w:fill="FFFFFF" w:val="clear"/>
+            <w:tcMar>
+              <w:top w:type="dxa" w:w="80"/>
+              <w:left w:type="dxa" w:w="140"/>
+              <w:bottom w:type="dxa" w:w="80"/>
+              <w:right w:type="dxa" w:w="140"/>
+            </w:tcMar>
+          </w:tcPr>
+          <w:p>
+            <w:r>
+              <w:rPr>
+                <w:b w:val="false"/>
+                <w:bCs w:val="false"/>
+                <w:sz w:val="20"/>
+                <w:szCs w:val="20"/>
+              </w:rPr>
+              <w:t xml:space="preserve">Payroll Processing Part 2 (Creating New Pay Run)</w:t>
+            </w:r>
+          </w:p>
+        </w:tc>
+      </w:tr>
+      <w:tr>
+        <w:tc>
+          <w:tcPr>
+            <w:tcW w:type="dxa" w:w="2900"/>
+            <w:shd w:fill="F7F9FC" w:val="clear"/>
+            <w:tcMar>
+              <w:top w:type="dxa" w:w="80"/>
+              <w:left w:type="dxa" w:w="140"/>
+              <w:bottom w:type="dxa" w:w="80"/>
+              <w:right w:type="dxa" w:w="140"/>
+            </w:tcMar>
+          </w:tcPr>
+          <w:p>
+            <w:r>
+              <w:rPr>
+                <w:b/>
+                <w:bCs/>
+                <w:sz w:val="20"/>
+                <w:szCs w:val="20"/>
+              </w:rPr>
+              <w:t xml:space="preserve">Video 3</w:t>
+            </w:r>
+          </w:p>
+        </w:tc>
+        <w:tc>
+          <w:tcPr>
+            <w:tcW w:type="dxa" w:w="6460"/>
+            <w:shd w:fill="F7F9FC" w:val="clear"/>
+            <w:tcMar>
+              <w:top w:type="dxa" w:w="80"/>
+              <w:left w:type="dxa" w:w="140"/>
+              <w:bottom w:type="dxa" w:w="80"/>
+              <w:right w:type="dxa" w:w="140"/>
+            </w:tcMar>
+          </w:tcPr>
+          <w:p>
+            <w:r>
+              <w:rPr>
+                <w:b w:val="false"/>
+                <w:bCs w:val="false"/>
+                <w:sz w:val="20"/>
+                <w:szCs w:val="20"/>
+              </w:rPr>
+              <w:t xml:space="preserve">Payroll Processing Part 3 (Reconciling Timesheets)</w:t>
+            </w:r>
+          </w:p>
+        </w:tc>
+      </w:tr>
+      <w:tr>
+        <w:tc>
+          <w:tcPr>
+            <w:tcW w:type="dxa" w:w="2900"/>
+            <w:shd w:fill="FFFFFF" w:val="clear"/>
+            <w:tcMar>
+              <w:top w:type="dxa" w:w="80"/>
+              <w:left w:type="dxa" w:w="140"/>
+              <w:bottom w:type="dxa" w:w="80"/>
+              <w:right w:type="dxa" w:w="140"/>
+            </w:tcMar>
+          </w:tcPr>
+          <w:p>
+            <w:r>
+              <w:rPr>
+                <w:b/>
+                <w:bCs/>
+                <w:sz w:val="20"/>
+                <w:szCs w:val="20"/>
+              </w:rPr>
+              <w:t xml:space="preserve">Video 4</w:t>
+            </w:r>
+          </w:p>
+        </w:tc>
+        <w:tc>
+          <w:tcPr>
+            <w:tcW w:type="dxa" w:w="6460"/>
+            <w:shd w:fill="FFFFFF" w:val="clear"/>
+            <w:tcMar>
+              <w:top w:type="dxa" w:w="80"/>
+              <w:left w:type="dxa" w:w="140"/>
+              <w:bottom w:type="dxa" w:w="80"/>
+              <w:right w:type="dxa" w:w="140"/>
+            </w:tcMar>
+          </w:tcPr>
+          <w:p>
+            <w:r>
+              <w:rPr>
+                <w:b w:val="false"/>
+                <w:bCs w:val="false"/>
+                <w:sz w:val="20"/>
+                <w:szCs w:val="20"/>
+              </w:rPr>
+              <w:t xml:space="preserve">Payroll Processing Part 4 (Reconciling Timesheets)</w:t>
+            </w:r>
+          </w:p>
+        </w:tc>
+      </w:tr>
+      <w:tr>
+        <w:tc>
+          <w:tcPr>
+            <w:tcW w:type="dxa" w:w="2900"/>
+            <w:shd w:fill="F7F9FC" w:val="clear"/>
+            <w:tcMar>
+              <w:top w:type="dxa" w:w="80"/>
+              <w:left w:type="dxa" w:w="140"/>
+              <w:bottom w:type="dxa" w:w="80"/>
+              <w:right w:type="dxa" w:w="140"/>
+            </w:tcMar>
+          </w:tcPr>
+          <w:p>
+            <w:r>
+              <w:rPr>
+                <w:b/>
+                <w:bCs/>
+                <w:sz w:val="20"/>
+                <w:szCs w:val="20"/>
+              </w:rPr>
+              <w:t xml:space="preserve">Video 5</w:t>
+            </w:r>
+          </w:p>
+        </w:tc>
+        <w:tc>
+          <w:tcPr>
+            <w:tcW w:type="dxa" w:w="6460"/>
+            <w:shd w:fill="F7F9FC" w:val="clear"/>
+            <w:tcMar>
+              <w:top w:type="dxa" w:w="80"/>
+              <w:left w:type="dxa" w:w="140"/>
+              <w:bottom w:type="dxa" w:w="80"/>
+              <w:right w:type="dxa" w:w="140"/>
+            </w:tcMar>
+          </w:tcPr>
+          <w:p>
+            <w:r>
+              <w:rPr>
+                <w:b w:val="false"/>
+                <w:bCs w:val="false"/>
+                <w:sz w:val="20"/>
+                <w:szCs w:val="20"/>
+              </w:rPr>
+              <w:t xml:space="preserve">Payroll Processing Part 5 (Reconciling &amp; Balancing Payrun)</w:t>
+            </w:r>
+          </w:p>
+        </w:tc>
+      </w:tr>
+      <w:tr>
+        <w:tc>
+          <w:tcPr>
+            <w:tcW w:type="dxa" w:w="2900"/>
+            <w:shd w:fill="FFFFFF" w:val="clear"/>
+            <w:tcMar>
+              <w:top w:type="dxa" w:w="80"/>
+              <w:left w:type="dxa" w:w="140"/>
+              <w:bottom w:type="dxa" w:w="80"/>
+              <w:right w:type="dxa" w:w="140"/>
+            </w:tcMar>
+          </w:tcPr>
+          <w:p>
+            <w:r>
+              <w:rPr>
+                <w:b/>
+                <w:bCs/>
+                <w:sz w:val="20"/>
+                <w:szCs w:val="20"/>
+              </w:rPr>
+              <w:t xml:space="preserve">Video 6</w:t>
+            </w:r>
+          </w:p>
+        </w:tc>
+        <w:tc>
+          <w:tcPr>
+            <w:tcW w:type="dxa" w:w="6460"/>
+            <w:shd w:fill="FFFFFF" w:val="clear"/>
+            <w:tcMar>
+              <w:top w:type="dxa" w:w="80"/>
+              <w:left w:type="dxa" w:w="140"/>
+              <w:bottom w:type="dxa" w:w="80"/>
+              <w:right w:type="dxa" w:w="140"/>
+            </w:tcMar>
+          </w:tcPr>
+          <w:p>
+            <w:r>
+              <w:rPr>
+                <w:b w:val="false"/>
+                <w:bCs w:val="false"/>
+                <w:sz w:val="20"/>
+                <w:szCs w:val="20"/>
+              </w:rPr>
+              <w:t xml:space="preserve">Payroll Processing Part 6 (Finalisation &amp; Bank Upload)</w:t>
+            </w:r>
+          </w:p>
+        </w:tc>
+      </w:tr>
+    </w:tbl>
+    <w:p>
+      <w:pPr>
+        <w:spacing w:after="200"/>
+      </w:pPr>
+    </w:p>
+    <w:p>
+      <w:pPr>
+        <w:pStyle w:val="Heading1"/>
+        <w:spacing w:after="160" w:before="360"/>
+      </w:pPr>
+      <w:r>
+        <w:rPr>
+          <w:b/>
+          <w:bCs/>
+          <w:color w:val="1F4E79"/>
+          <w:sz w:val="28"/>
+          <w:szCs w:val="28"/>
+        </w:rPr>
         <w:t xml:space="preserve">Access</w:t>
       </w:r>
     </w:p>
@@ -256,7 +594,7 @@
           <w:sz w:val="18"/>
           <w:szCs w:val="18"/>
         </w:rPr>
-        <w:t xml:space="preserve">Part 6 — Finalisation &amp; Bank Upload, at 01:52</w:t>
+        <w:t xml:space="preserve">Video: Payroll Processing Part 6 (Finalisation &amp; Bank Upload), at 01:52</w:t>
       </w:r>
     </w:p>
     <w:p>
@@ -443,7 +781,7 @@
           <w:sz w:val="18"/>
           <w:szCs w:val="18"/>
         </w:rPr>
-        <w:t xml:space="preserve">Part 6 at 00:00 and at 08:52</w:t>
+        <w:t xml:space="preserve">Video: Payroll Processing Part 6 (Finalisation &amp; Bank Upload) at 00:00 and at 08:52</w:t>
       </w:r>
     </w:p>
     <w:p>
@@ -563,7 +901,7 @@
           <w:sz w:val="18"/>
           <w:szCs w:val="18"/>
         </w:rPr>
-        <w:t xml:space="preserve">Part 1 — Payroll Prep, at 02:48</w:t>
+        <w:t xml:space="preserve">Video: Payroll Processing Part 1 (Payroll Prep), at 02:48</w:t>
       </w:r>
     </w:p>
     <w:p>
@@ -632,7 +970,7 @@
           <w:sz w:val="18"/>
           <w:szCs w:val="18"/>
         </w:rPr>
-        <w:t xml:space="preserve">Part 3 — Reconciling Timesheets, at 42:28</w:t>
+        <w:t xml:space="preserve">Video: Payroll Processing Part 3 (Reconciling Timesheets), at 42:28</w:t>
       </w:r>
     </w:p>
     <w:p>
@@ -803,7 +1141,7 @@
           <w:sz w:val="18"/>
           <w:szCs w:val="18"/>
         </w:rPr>
-        <w:t xml:space="preserve">Part 6 at 16:48, and Part 5 at 40:36</w:t>
+        <w:t xml:space="preserve">Video: Payroll Processing Part 6 (Finalisation &amp; Bank Upload) at 16:48, and Payroll Processing Part 5 (Reconciling &amp; Balancing Payrun) at 40:36</w:t>
       </w:r>
     </w:p>
     <w:p>
@@ -833,7 +1171,7 @@
           <w:sz w:val="20"/>
           <w:szCs w:val="20"/>
         </w:rPr>
-        <w:t xml:space="preserve">Employment Hero went down mid-session during Part 6, and a separate fault where rates fail to sync from HR to payroll comes up repeatedly in Part 5. Both would need a support contact if they happened to you alone.</w:t>
+        <w:t xml:space="preserve">Employment Hero went down mid-session during Video 6, and a separate fault where rates fail to sync from HR to payroll comes up repeatedly in Video 5. Both would need a support contact if they happened to you alone.</w:t>
       </w:r>
     </w:p>
     <w:p>
@@ -900,7 +1238,7 @@
           <w:sz w:val="20"/>
           <w:szCs w:val="20"/>
         </w:rPr>
-        <w:t xml:space="preserve">A resigning employee is mentioned in passing during rate verification in Part 5 — "he's the one who resigned" — but no termination is ever processed on camera.</w:t>
+        <w:t xml:space="preserve">A resigning employee is mentioned in passing during rate verification in Video 5 — "he's the one who resigned" — but no termination is ever processed on camera.</w:t>
       </w:r>
     </w:p>
     <w:p>
@@ -939,7 +1277,7 @@
           <w:sz w:val="18"/>
           <w:szCs w:val="18"/>
         </w:rPr>
-        <w:t xml:space="preserve">Part 2 — Creating a New Pay Run, at 00:56</w:t>
+        <w:t xml:space="preserve">Video: Payroll Processing Part 2 (Creating New Pay Run), at 00:56</w:t>
       </w:r>
     </w:p>
     <w:p>
@@ -1008,7 +1346,7 @@
           <w:sz w:val="18"/>
           <w:szCs w:val="18"/>
         </w:rPr>
-        <w:t xml:space="preserve">Part 3 at 41:04</w:t>
+        <w:t xml:space="preserve">Video: Payroll Processing Part 3 (Reconciling Timesheets) at 41:04</w:t>
       </w:r>
     </w:p>
     <w:p>
@@ -1077,7 +1415,7 @@
           <w:sz w:val="18"/>
           <w:szCs w:val="18"/>
         </w:rPr>
-        <w:t xml:space="preserve">Part 6, on screen at 15:58</w:t>
+        <w:t xml:space="preserve">Video: Payroll Processing Part 6 (Finalisation &amp; Bank Upload), on screen at 15:58</w:t>
       </w:r>
     </w:p>
     <w:p>
@@ -1107,7 +1445,7 @@
           <w:sz w:val="20"/>
           <w:szCs w:val="20"/>
         </w:rPr>
-        <w:t xml:space="preserve">That message appears in the finalised pay run. Part 5 shows corrections being made as back pays in the following fortnight, so that appears to be the route — but it is never stated as the rule.</w:t>
+        <w:t xml:space="preserve">That message appears in the finalised pay run. Video 5 shows corrections being made as back pays in the following fortnight, so that appears to be the route — but it is never stated as the rule.</w:t>
       </w:r>
     </w:p>
     <w:p>
@@ -1197,7 +1535,7 @@
           <w:sz w:val="18"/>
           <w:szCs w:val="18"/>
         </w:rPr>
-        <w:t xml:space="preserve">Part 5 — Reconciling &amp; Balancing, at 21:00</w:t>
+        <w:t xml:space="preserve">Video: Payroll Processing Part 5 (Reconciling &amp; Balancing Payrun), at 21:00</w:t>
       </w:r>
     </w:p>
     <w:p>
@@ -1282,7 +1620,7 @@
           <w:sz w:val="18"/>
           <w:szCs w:val="18"/>
         </w:rPr>
-        <w:t xml:space="preserve">Part 3 at 30:48</w:t>
+        <w:t xml:space="preserve">Video: Payroll Processing Part 3 (Reconciling Timesheets) at 30:48</w:t>
       </w:r>
     </w:p>
     <w:p>
@@ -1351,7 +1689,7 @@
           <w:sz w:val="18"/>
           <w:szCs w:val="18"/>
         </w:rPr>
-        <w:t xml:space="preserve">Part 3 at 39:12, 39:40 and 40:08</w:t>
+        <w:t xml:space="preserve">Video: Payroll Processing Part 3 (Reconciling Timesheets) at 39:12, 39:40 and 40:08</w:t>
       </w:r>
     </w:p>
     <w:p>
@@ -1420,7 +1758,7 @@
           <w:sz w:val="18"/>
           <w:szCs w:val="18"/>
         </w:rPr>
-        <w:t xml:space="preserve">Part 3 at 40:36</w:t>
+        <w:t xml:space="preserve">Video: Payroll Processing Part 3 (Reconciling Timesheets) at 40:36</w:t>
       </w:r>
     </w:p>
     <w:p>
@@ -1450,7 +1788,7 @@
           <w:sz w:val="20"/>
           <w:szCs w:val="20"/>
         </w:rPr>
-        <w:t xml:space="preserve">The distinction comes up repeatedly during rate verification in Part 5 and causes visible confusion more than once. The percentage itself is never stated.</w:t>
+        <w:t xml:space="preserve">The distinction comes up repeatedly during rate verification in Video 5 and causes visible confusion more than once. The percentage itself is never stated.</w:t>
       </w:r>
     </w:p>
     <w:p>
@@ -1540,7 +1878,7 @@
           <w:sz w:val="18"/>
           <w:szCs w:val="18"/>
         </w:rPr>
-        <w:t xml:space="preserve">Part 3 at 27:04, and the document on screen</w:t>
+        <w:t xml:space="preserve">Video: Payroll Processing Part 3 (Reconciling Timesheets) at 27:04, and the document on screen</w:t>
       </w:r>
     </w:p>
     <w:p>
@@ -1609,7 +1947,7 @@
           <w:sz w:val="18"/>
           <w:szCs w:val="18"/>
         </w:rPr>
-        <w:t xml:space="preserve">Part 3 at 27:04</w:t>
+        <w:t xml:space="preserve">Video: Payroll Processing Part 3 (Reconciling Timesheets) at 27:04</w:t>
       </w:r>
     </w:p>
     <w:p>
@@ -1694,7 +2032,7 @@
           <w:sz w:val="18"/>
           <w:szCs w:val="18"/>
         </w:rPr>
-        <w:t xml:space="preserve">Part 3, from 54:36 to 59:44</w:t>
+        <w:t xml:space="preserve">Video: Payroll Processing Part 3 (Reconciling Timesheets), from 54:36 to 59:44</w:t>
       </w:r>
     </w:p>
     <w:p>
@@ -1763,7 +2101,7 @@
           <w:sz w:val="18"/>
           <w:szCs w:val="18"/>
         </w:rPr>
-        <w:t xml:space="preserve">Part 1, on screen at around 02:00</w:t>
+        <w:t xml:space="preserve">Video: Payroll Processing Part 1 (Payroll Prep), on screen at around 02:00</w:t>
       </w:r>
     </w:p>
     <w:p>
@@ -1814,7 +2152,7 @@
           <w:sz w:val="18"/>
           <w:szCs w:val="18"/>
         </w:rPr>
-        <w:t xml:space="preserve">Part 3 at 11:40 and 12:08, and Part 5 at 34:32</w:t>
+        <w:t xml:space="preserve">Video: Payroll Processing Part 3 (Reconciling Timesheets) at 11:40 and 12:08, and Payroll Processing Part 5 (Reconciling &amp; Balancing Payrun) at 34:32</w:t>
       </w:r>
     </w:p>
     <w:p>
@@ -1899,7 +2237,7 @@
           <w:sz w:val="18"/>
           <w:szCs w:val="18"/>
         </w:rPr>
-        <w:t xml:space="preserve">Part 1 at 00:00, and Part 2 at 00:56</w:t>
+        <w:t xml:space="preserve">Video: Payroll Processing Part 1 (Payroll Prep) at 00:00, and Payroll Processing Part 2 (Creating New Pay Run) at 00:56</w:t>
       </w:r>
     </w:p>
     <w:p>
@@ -1968,7 +2306,7 @@
           <w:sz w:val="18"/>
           <w:szCs w:val="18"/>
         </w:rPr>
-        <w:t xml:space="preserve">Part 5 at 21:00 and 22:52</w:t>
+        <w:t xml:space="preserve">Video: Payroll Processing Part 5 (Reconciling &amp; Balancing Payrun) at 21:00 and 22:52</w:t>
       </w:r>
     </w:p>
     <w:p>
@@ -2037,7 +2375,7 @@
           <w:sz w:val="18"/>
           <w:szCs w:val="18"/>
         </w:rPr>
-        <w:t xml:space="preserve">Part 6, from 02:48 to 05:36</w:t>
+        <w:t xml:space="preserve">Video: Payroll Processing Part 6 (Finalisation &amp; Bank Upload), from 02:48 to 05:36</w:t>
       </w:r>
     </w:p>
     <w:p>
@@ -2122,7 +2460,7 @@
           <w:sz w:val="18"/>
           <w:szCs w:val="18"/>
         </w:rPr>
-        <w:t xml:space="preserve">Part 5 at 22:52 and 23:20</w:t>
+        <w:t xml:space="preserve">Video: Payroll Processing Part 5 (Reconciling &amp; Balancing Payrun) at 22:52 and 23:20</w:t>
       </w:r>
     </w:p>
     <w:p>
@@ -2191,7 +2529,7 @@
           <w:sz w:val="18"/>
           <w:szCs w:val="18"/>
         </w:rPr>
-        <w:t xml:space="preserve">Part 5 at 09:20</w:t>
+        <w:t xml:space="preserve">Video: Payroll Processing Part 5 (Reconciling &amp; Balancing Payrun) at 09:20</w:t>
       </w:r>
     </w:p>
     <w:p>
@@ -2260,7 +2598,7 @@
           <w:sz w:val="18"/>
           <w:szCs w:val="18"/>
         </w:rPr>
-        <w:t xml:space="preserve">Part 5 at 00:00, and Part 3 at 27:32</w:t>
+        <w:t xml:space="preserve">Video: Payroll Processing Part 5 (Reconciling &amp; Balancing Payrun) at 00:00, and Payroll Processing Part 3 (Reconciling Timesheets) at 27:32</w:t>
       </w:r>
     </w:p>
     <w:p>

--- a/manuals/Payroll Handover - Meeting Prep.docx
+++ b/manuals/Payroll Handover - Meeting Prep.docx
@@ -14,7 +14,7 @@
           <w:sz w:val="32"/>
           <w:szCs w:val="32"/>
         </w:rPr>
-        <w:t xml:space="preserve">Meeting Prep — Where Each Question Came From</w:t>
+        <w:t xml:space="preserve">Meeting Prep: Where Each Question Came From</w:t>
       </w:r>
     </w:p>
     <w:p>
@@ -82,7 +82,7 @@
           <w:sz w:val="52"/>
           <w:szCs w:val="52"/>
         </w:rPr>
-        <w:t xml:space="preserve">Meeting Prep — Where Each Question Came From</w:t>
+        <w:t xml:space="preserve">Meeting Prep: Where Each Question Came From</w:t>
       </w:r>
     </w:p>
     <w:p>
@@ -135,7 +135,7 @@
           <w:sz w:val="22"/>
           <w:szCs w:val="22"/>
         </w:rPr>
-        <w:t xml:space="preserve">Take it into the meeting. If she asks where a question came from, you can point at the moment in her own recording rather than paraphrasing — which makes the conversation about the answer rather than about whether the question is fair.</w:t>
+        <w:t xml:space="preserve">Take it into the meeting. If she asks where a question came from, you can point at the moment in her own recording rather than paraphrasing, which makes the conversation about the answer rather than about whether the question is fair.</w:t>
       </w:r>
     </w:p>
     <w:tbl>
@@ -181,7 +181,7 @@
                 <w:sz w:val="22"/>
                 <w:szCs w:val="22"/>
               </w:rPr>
-              <w:t xml:space="preserve">These come from automatic transcription of the recordings, so occasional wording will be slightly off — 'fortnight' sometimes comes through as 'Fortnite', for instance. The timestamps are exact, so anything disputed can be checked against the video directly.</w:t>
+              <w:t xml:space="preserve">These come from automatic transcription of the recordings, so occasional wording will be slightly off: 'fortnight' sometimes comes through as 'Fortnite', for instance. The timestamps are exact, so anything disputed can be checked against the video directly.</w:t>
             </w:r>
           </w:p>
         </w:tc>
@@ -663,7 +663,7 @@
           <w:sz w:val="18"/>
           <w:szCs w:val="18"/>
         </w:rPr>
-        <w:t xml:space="preserve">Follows from question 1 — never discussed</w:t>
+        <w:t xml:space="preserve">Follows from question 1, never discussed</w:t>
       </w:r>
     </w:p>
     <w:p>
@@ -714,7 +714,7 @@
           <w:sz w:val="18"/>
           <w:szCs w:val="18"/>
         </w:rPr>
-        <w:t xml:space="preserve">General — across all six recordings</w:t>
+        <w:t xml:space="preserve">General: across all six recordings</w:t>
       </w:r>
     </w:p>
     <w:p>
@@ -850,7 +850,7 @@
           <w:sz w:val="18"/>
           <w:szCs w:val="18"/>
         </w:rPr>
-        <w:t xml:space="preserve">Follows from question 4 — never discussed</w:t>
+        <w:t xml:space="preserve">Follows from question 4, never discussed</w:t>
       </w:r>
     </w:p>
     <w:p>
@@ -919,7 +919,7 @@
           <w:sz w:val="20"/>
           <w:szCs w:val="20"/>
         </w:rPr>
-        <w:t xml:space="preserve">“Check if anything under the status Submitted is still pending — that means you can't start the payroll process yet.”</w:t>
+        <w:t xml:space="preserve">“Check if anything under the status Submitted is still pending; that means you can't start the payroll process yet.”</w:t>
       </w:r>
     </w:p>
     <w:p>
@@ -988,7 +988,7 @@
           <w:sz w:val="20"/>
           <w:szCs w:val="20"/>
         </w:rPr>
-        <w:t xml:space="preserve">“But he ticked no in the chargeable section. I think this should have been yes. — Should have been yes. — Yeah. So we'll need to add that. We'll need to let Mitch know to edit the attachment.”</w:t>
+        <w:t xml:space="preserve">“But he ticked no in the chargeable section. I think this should have been yes. - Should have been yes. - Yeah. So we'll need to add that. We'll need to let Mitch know to edit the attachment.”</w:t>
       </w:r>
     </w:p>
     <w:p>
@@ -1238,7 +1238,7 @@
           <w:sz w:val="20"/>
           <w:szCs w:val="20"/>
         </w:rPr>
-        <w:t xml:space="preserve">A resigning employee is mentioned in passing during rate verification in Video 5 — "he's the one who resigned" — but no termination is ever processed on camera.</w:t>
+        <w:t xml:space="preserve">A resigning employee is mentioned in passing during rate verification in Video 5, "he's the one who resigned", but no termination is ever processed on camera.</w:t>
       </w:r>
     </w:p>
     <w:p>
@@ -1364,7 +1364,7 @@
           <w:sz w:val="20"/>
           <w:szCs w:val="20"/>
         </w:rPr>
-        <w:t xml:space="preserve">“Charlotte Owens is a new starter, so this would not appear in the spreadsheet, so we actually need to add her in. Her rate is 45 an hour — this is the ex loading.”</w:t>
+        <w:t xml:space="preserve">“Charlotte Owens is a new starter, so this would not appear in the spreadsheet, so we actually need to add her in. Her rate is 45 an hour; this is the ex loading.”</w:t>
       </w:r>
     </w:p>
     <w:p>
@@ -1445,7 +1445,7 @@
           <w:sz w:val="20"/>
           <w:szCs w:val="20"/>
         </w:rPr>
-        <w:t xml:space="preserve">That message appears in the finalised pay run. Video 5 shows corrections being made as back pays in the following fortnight, so that appears to be the route — but it is never stated as the rule.</w:t>
+        <w:t xml:space="preserve">That message appears in the finalised pay run. Video 5 shows corrections being made as back pays in the following fortnight, so that appears to be the route, but it is never stated as the rule.</w:t>
       </w:r>
     </w:p>
     <w:p>
@@ -1650,7 +1650,7 @@
           <w:sz w:val="20"/>
           <w:szCs w:val="20"/>
         </w:rPr>
-        <w:t xml:space="preserve">This is the clearest judgement call in the recordings. She chose one, but the basis for choosing is never given — and it changes what someone gets paid.</w:t>
+        <w:t xml:space="preserve">This is the clearest judgement call in the recordings. She chose one, but the basis for choosing is never given, and it changes what someone gets paid.</w:t>
       </w:r>
     </w:p>
     <w:p>
@@ -1707,7 +1707,7 @@
           <w:sz w:val="20"/>
           <w:szCs w:val="20"/>
         </w:rPr>
-        <w:t xml:space="preserve">“The no meal break is actually at penalty times two. If I'm not mistaken, 37.5 times two. Actually, no, it's not. … 2.25 I think. … You just had a look at the award then to confirm that? Sorry, no — I calculated on my own.”</w:t>
+        <w:t xml:space="preserve">“The no meal break is actually at penalty times two. If I'm not mistaken, 37.5 times two. Actually, no, it's not. … 2.25 I think. … You just had a look at the award then to confirm that? Sorry, no, I calculated on my own.”</w:t>
       </w:r>
     </w:p>
     <w:p>
@@ -1908,7 +1908,7 @@
           <w:sz w:val="20"/>
           <w:szCs w:val="20"/>
         </w:rPr>
-        <w:t xml:space="preserve">The document itself is headed 'CTS Overtime Matrix — Full Time Staff'. Part-time staff are never discussed in relation to it.</w:t>
+        <w:t xml:space="preserve">The document itself is headed 'CTS Overtime Matrix - Full Time Staff'. Part-time staff are never discussed in relation to it.</w:t>
       </w:r>
     </w:p>
     <w:p>
@@ -2170,7 +2170,7 @@
           <w:sz w:val="20"/>
           <w:szCs w:val="20"/>
         </w:rPr>
-        <w:t xml:space="preserve">“The green denotes that the pay rate has been updated. … Okay, is that correct? Well, I actually don't know — this is the template that you created, I haven't changed it at all. … If they're green that means that we did them last week, so they should be fine.”</w:t>
+        <w:t xml:space="preserve">“The green denotes that the pay rate has been updated. … Okay, is that correct? Well, I actually don't know; this is the template that you created, I haven't changed it at all. … If they're green that means that we did them last week, so they should be fine.”</w:t>
       </w:r>
     </w:p>
     <w:p>
@@ -2478,7 +2478,7 @@
           <w:sz w:val="20"/>
           <w:szCs w:val="20"/>
         </w:rPr>
-        <w:t xml:space="preserve">“Isaac — I can't accrue it yet because we haven't issued him a letter. … So once you've issued the letter, I can always backtrace.”</w:t>
+        <w:t xml:space="preserve">“Isaac, I can't accrue it yet because we haven't issued him a letter. … So once you've issued the letter, I can always backtrace.”</w:t>
       </w:r>
     </w:p>
     <w:p>
@@ -2559,7 +2559,7 @@
           <w:sz w:val="20"/>
           <w:szCs w:val="20"/>
         </w:rPr>
-        <w:t xml:space="preserve">The recording shows the fix but not the process around it — who responds, how quickly, and whether anyone needs to approve a correction.</w:t>
+        <w:t xml:space="preserve">The recording shows the fix but not the process around it: who responds, how quickly, and whether anyone needs to approve a correction.</w:t>
       </w:r>
     </w:p>
     <w:p>
@@ -2667,7 +2667,7 @@
           <w:sz w:val="18"/>
           <w:szCs w:val="18"/>
         </w:rPr>
-        <w:t xml:space="preserve">General — the reason for asking</w:t>
+        <w:t xml:space="preserve">General: the reason for asking</w:t>
       </w:r>
     </w:p>
     <w:p>
@@ -2724,7 +2724,7 @@
           <w:sz w:val="22"/>
           <w:szCs w:val="22"/>
         </w:rPr>
-        <w:t xml:space="preserve">Question 18 — the meal break penalty rate, which was calculated rather than checked</w:t>
+        <w:t xml:space="preserve">Question 18: the meal break penalty rate, which was calculated rather than checked</w:t>
       </w:r>
     </w:p>
     <w:p>
@@ -2741,7 +2741,7 @@
           <w:sz w:val="22"/>
           <w:szCs w:val="22"/>
         </w:rPr>
-        <w:t xml:space="preserve">Question 17 — which overtime to keep when both trigger, which is a judgement call with no stated basis</w:t>
+        <w:t xml:space="preserve">Question 17: which overtime to keep when both trigger, which is a judgement call with no stated basis</w:t>
       </w:r>
     </w:p>
     <w:p>
@@ -2758,7 +2758,7 @@
           <w:sz w:val="22"/>
           <w:szCs w:val="22"/>
         </w:rPr>
-        <w:t xml:space="preserve">Question 23 — the unresolved leave without pay problem in the spreadsheet</w:t>
+        <w:t xml:space="preserve">Question 23: the unresolved leave without pay problem in the spreadsheet</w:t>
       </w:r>
     </w:p>
     <w:p>
@@ -2775,7 +2775,7 @@
           <w:sz w:val="22"/>
           <w:szCs w:val="22"/>
         </w:rPr>
-        <w:t xml:space="preserve">Questions 4 and 8 — who approves and who you escalate to when the usual people are unavailable</w:t>
+        <w:t xml:space="preserve">Questions 4 and 8: who approves and who you escalate to when the usual people are unavailable</w:t>
       </w:r>
     </w:p>
     <w:p>
@@ -2792,7 +2792,7 @@
           <w:sz w:val="22"/>
           <w:szCs w:val="22"/>
         </w:rPr>
-        <w:t xml:space="preserve">Question 10 — the Employment Hero support contact</w:t>
+        <w:t xml:space="preserve">Question 10: the Employment Hero support contact</w:t>
       </w:r>
     </w:p>
     <w:p>
@@ -2966,7 +2966,7 @@
         <w:sz w:val="16"/>
         <w:szCs w:val="16"/>
       </w:rPr>
-      <w:t xml:space="preserve">Payroll Handover — Meeting Prep</w:t>
+      <w:t xml:space="preserve">Payroll Handover: Meeting Prep</w:t>
     </w:r>
   </w:p>
 </w:hdr>

--- a/manuals/Payroll Handover - Meeting Prep.docx
+++ b/manuals/Payroll Handover - Meeting Prep.docx
@@ -201,7 +201,7 @@
           <w:sz w:val="22"/>
           <w:szCs w:val="22"/>
         </w:rPr>
-        <w:t xml:space="preserve">Some questions have no quote at all. That is the point of them: the situation never came up across six recordings and more than ninety minutes of footage, so there is nothing to cite. Those are marked as not covered.</w:t>
+        <w:t xml:space="preserve">Some questions have no quote at all. That is the point of them: the situation never came up across seven recordings and more than two hours of footage, so there is nothing to cite. Those are marked as not covered.</w:t>
       </w:r>
     </w:p>
     <w:p>
@@ -714,7 +714,7 @@
           <w:sz w:val="18"/>
           <w:szCs w:val="18"/>
         </w:rPr>
-        <w:t xml:space="preserve">General: across all six recordings</w:t>
+        <w:t xml:space="preserve">General: across all seven recordings</w:t>
       </w:r>
     </w:p>
     <w:p>
@@ -1211,12 +1211,12 @@
           <w:sz w:val="22"/>
           <w:szCs w:val="22"/>
         </w:rPr>
-        <w:t xml:space="preserve">How do I handle a termination? Final pay, unused annual leave, time in lieu balance.</w:t>
-      </w:r>
-    </w:p>
-    <w:p>
-      <w:pPr>
-        <w:spacing w:after="120"/>
+        <w:t xml:space="preserve">On a termination, what makes long service leave payable, what changes for a redundancy, and is unworked notice ever paid?</w:t>
+      </w:r>
+    </w:p>
+    <w:p>
+      <w:pPr>
+        <w:spacing w:after="60"/>
       </w:pPr>
       <w:r>
         <w:rPr>
@@ -1226,58 +1226,7 @@
           <w:sz w:val="18"/>
           <w:szCs w:val="18"/>
         </w:rPr>
-        <w:t xml:space="preserve">Not covered in any recording</w:t>
-      </w:r>
-    </w:p>
-    <w:p>
-      <w:pPr>
-        <w:spacing w:after="120"/>
-      </w:pPr>
-      <w:r>
-        <w:rPr>
-          <w:sz w:val="20"/>
-          <w:szCs w:val="20"/>
-        </w:rPr>
-        <w:t xml:space="preserve">A resigning employee is mentioned in passing during rate verification in Video 5, "he's the one who resigned", but no termination is ever processed on camera.</w:t>
-      </w:r>
-    </w:p>
-    <w:p>
-      <w:pPr>
-        <w:spacing w:after="60" w:before="280"/>
-      </w:pPr>
-      <w:r>
-        <w:rPr>
-          <w:b/>
-          <w:bCs/>
-          <w:color w:val="1F4E79"/>
-          <w:sz w:val="22"/>
-          <w:szCs w:val="22"/>
-        </w:rPr>
-        <w:t xml:space="preserve">12.  </w:t>
-      </w:r>
-      <w:r>
-        <w:rPr>
-          <w:b/>
-          <w:bCs/>
-          <w:sz w:val="22"/>
-          <w:szCs w:val="22"/>
-        </w:rPr>
-        <w:t xml:space="preserve">When would I tick 'include terminated employees' on the Create Pay Run screen?</w:t>
-      </w:r>
-    </w:p>
-    <w:p>
-      <w:pPr>
-        <w:spacing w:after="60"/>
-      </w:pPr>
-      <w:r>
-        <w:rPr>
-          <w:i/>
-          <w:iCs/>
-          <w:color w:val="595959"/>
-          <w:sz w:val="18"/>
-          <w:szCs w:val="18"/>
-        </w:rPr>
-        <w:t xml:space="preserve">Video: Payroll Processing Part 2 (Creating New Pay Run), at 00:56</w:t>
+        <w:t xml:space="preserve">Video: Reporting, at 09:48, 10:16, 11:12 and 11:40</w:t>
       </w:r>
     </w:p>
     <w:p>
@@ -1295,19 +1244,19 @@
           <w:sz w:val="20"/>
           <w:szCs w:val="20"/>
         </w:rPr>
-        <w:t xml:space="preserve">“The pay schedule is obviously a fortnight. Everything else is pre-filled.”</w:t>
-      </w:r>
-    </w:p>
-    <w:p>
-      <w:pPr>
-        <w:spacing w:after="120"/>
-      </w:pPr>
-      <w:r>
-        <w:rPr>
-          <w:sz w:val="20"/>
-          <w:szCs w:val="20"/>
-        </w:rPr>
-        <w:t xml:space="preserve">The checkbox is visible on screen and left unticked without comment. Since it is never ticked in the recording, its purpose is unexplained.</w:t>
+        <w:t xml:space="preserve">“Actions. Yeah, and then you can terminate. ... The termination reason is voluntary. ... He's got unused leave payment of annual leave and also time in lieu, which is fine. So 160.46. The only thing I would triple check is if you toggle into HR ... scroll down just to double check his annual leave balance is actually 160.46.”</w:t>
+      </w:r>
+    </w:p>
+    <w:p>
+      <w:pPr>
+        <w:spacing w:after="120"/>
+      </w:pPr>
+      <w:r>
+        <w:rPr>
+          <w:sz w:val="20"/>
+          <w:szCs w:val="20"/>
+        </w:rPr>
+        <w:t xml:space="preserve">The termination itself is now fully covered, and is written up as Part 7 of the manual. What the recording does not explain is why long service leave sat on screen with a balance and was left unticked while annual leave and time in lieu were paid out. Redundancy is visible only as an unticked Redundancy / ETP box, and notice is never mentioned. Those three are what is left to ask.</w:t>
       </w:r>
     </w:p>
     <w:p>
@@ -1322,16 +1271,16 @@
           <w:sz w:val="22"/>
           <w:szCs w:val="22"/>
         </w:rPr>
-        <w:t xml:space="preserve">13.  </w:t>
-      </w:r>
-      <w:r>
-        <w:rPr>
-          <w:b/>
-          <w:bCs/>
-          <w:sz w:val="22"/>
-          <w:szCs w:val="22"/>
-        </w:rPr>
-        <w:t xml:space="preserve">Employment Hero self-onboarding already collects the tax declaration and super choice. Beyond that, is there anything else you request from a new starter before their first pay? Does it differ by employment type?</w:t>
+        <w:t xml:space="preserve">12.  </w:t>
+      </w:r>
+      <w:r>
+        <w:rPr>
+          <w:b/>
+          <w:bCs/>
+          <w:sz w:val="22"/>
+          <w:szCs w:val="22"/>
+        </w:rPr>
+        <w:t xml:space="preserve">When would I tick 'include terminated employees' on the Create Pay Run screen?</w:t>
       </w:r>
     </w:p>
     <w:p>
@@ -1346,7 +1295,7 @@
           <w:sz w:val="18"/>
           <w:szCs w:val="18"/>
         </w:rPr>
-        <w:t xml:space="preserve">Video: Payroll Processing Part 3 (Reconciling Timesheets) at 41:04</w:t>
+        <w:t xml:space="preserve">Video: Payroll Processing Part 2 (Creating New Pay Run), at 00:56</w:t>
       </w:r>
     </w:p>
     <w:p>
@@ -1364,19 +1313,19 @@
           <w:sz w:val="20"/>
           <w:szCs w:val="20"/>
         </w:rPr>
-        <w:t xml:space="preserve">“Charlotte Owens is a new starter, so this would not appear in the spreadsheet, so we actually need to add her in. Her rate is 45 an hour; this is the ex loading.”</w:t>
-      </w:r>
-    </w:p>
-    <w:p>
-      <w:pPr>
-        <w:spacing w:after="120"/>
-      </w:pPr>
-      <w:r>
-        <w:rPr>
-          <w:sz w:val="20"/>
-          <w:szCs w:val="20"/>
-        </w:rPr>
-        <w:t xml:space="preserve">The recording covers adding a new starter to the spreadsheet, but nothing about what payroll needs from them beforehand.</w:t>
+        <w:t xml:space="preserve">“The pay schedule is obviously a fortnight. Everything else is pre-filled.”</w:t>
+      </w:r>
+    </w:p>
+    <w:p>
+      <w:pPr>
+        <w:spacing w:after="120"/>
+      </w:pPr>
+      <w:r>
+        <w:rPr>
+          <w:sz w:val="20"/>
+          <w:szCs w:val="20"/>
+        </w:rPr>
+        <w:t xml:space="preserve">The checkbox is visible on screen and left unticked without comment. Since it is never ticked in the recording, its purpose is unexplained.</w:t>
       </w:r>
     </w:p>
     <w:p>
@@ -1391,16 +1340,16 @@
           <w:sz w:val="22"/>
           <w:szCs w:val="22"/>
         </w:rPr>
-        <w:t xml:space="preserve">14.  </w:t>
-      </w:r>
-      <w:r>
-        <w:rPr>
-          <w:b/>
-          <w:bCs/>
-          <w:sz w:val="22"/>
-          <w:szCs w:val="22"/>
-        </w:rPr>
-        <w:t xml:space="preserve">What do I do if I find a mistake after the pay run is finalised and super has been paid?</w:t>
+        <w:t xml:space="preserve">13.  </w:t>
+      </w:r>
+      <w:r>
+        <w:rPr>
+          <w:b/>
+          <w:bCs/>
+          <w:sz w:val="22"/>
+          <w:szCs w:val="22"/>
+        </w:rPr>
+        <w:t xml:space="preserve">Employment Hero self-onboarding already collects the tax declaration and super choice. Beyond that, is there anything else you request from a new starter before their first pay? Does it differ by employment type?</w:t>
       </w:r>
     </w:p>
     <w:p>
@@ -1415,7 +1364,7 @@
           <w:sz w:val="18"/>
           <w:szCs w:val="18"/>
         </w:rPr>
-        <w:t xml:space="preserve">Video: Payroll Processing Part 6 (Finalisation &amp; Bank Upload), on screen at 15:58</w:t>
+        <w:t xml:space="preserve">Video: Payroll Processing Part 3 (Reconciling Timesheets) at 41:04</w:t>
       </w:r>
     </w:p>
     <w:p>
@@ -1433,19 +1382,19 @@
           <w:sz w:val="20"/>
           <w:szCs w:val="20"/>
         </w:rPr>
-        <w:t xml:space="preserve">“This pay run cannot be unlocked because automated super payments have been made.”</w:t>
-      </w:r>
-    </w:p>
-    <w:p>
-      <w:pPr>
-        <w:spacing w:after="120"/>
-      </w:pPr>
-      <w:r>
-        <w:rPr>
-          <w:sz w:val="20"/>
-          <w:szCs w:val="20"/>
-        </w:rPr>
-        <w:t xml:space="preserve">That message appears in the finalised pay run. Video 5 shows corrections being made as back pays in the following fortnight, so that appears to be the route, but it is never stated as the rule.</w:t>
+        <w:t xml:space="preserve">“Charlotte Owens is a new starter, so this would not appear in the spreadsheet, so we actually need to add her in. Her rate is 45 an hour; this is the ex loading.”</w:t>
+      </w:r>
+    </w:p>
+    <w:p>
+      <w:pPr>
+        <w:spacing w:after="120"/>
+      </w:pPr>
+      <w:r>
+        <w:rPr>
+          <w:sz w:val="20"/>
+          <w:szCs w:val="20"/>
+        </w:rPr>
+        <w:t xml:space="preserve">The recording covers adding a new starter to the spreadsheet, but nothing about what payroll needs from them beforehand.</w:t>
       </w:r>
     </w:p>
     <w:p>
@@ -1460,21 +1409,21 @@
           <w:sz w:val="22"/>
           <w:szCs w:val="22"/>
         </w:rPr>
-        <w:t xml:space="preserve">15.  </w:t>
-      </w:r>
-      <w:r>
-        <w:rPr>
-          <w:b/>
-          <w:bCs/>
-          <w:sz w:val="22"/>
-          <w:szCs w:val="22"/>
-        </w:rPr>
-        <w:t xml:space="preserve">What happens if someone's bank details are wrong and the payment bounces back?</w:t>
-      </w:r>
-    </w:p>
-    <w:p>
-      <w:pPr>
-        <w:spacing w:after="120"/>
+        <w:t xml:space="preserve">14.  </w:t>
+      </w:r>
+      <w:r>
+        <w:rPr>
+          <w:b/>
+          <w:bCs/>
+          <w:sz w:val="22"/>
+          <w:szCs w:val="22"/>
+        </w:rPr>
+        <w:t xml:space="preserve">What do I do if I find a mistake after the pay run is finalised and super has been paid?</w:t>
+      </w:r>
+    </w:p>
+    <w:p>
+      <w:pPr>
+        <w:spacing w:after="60"/>
       </w:pPr>
       <w:r>
         <w:rPr>
@@ -1484,58 +1433,7 @@
           <w:sz w:val="18"/>
           <w:szCs w:val="18"/>
         </w:rPr>
-        <w:t xml:space="preserve">Not covered in any recording</w:t>
-      </w:r>
-    </w:p>
-    <w:p>
-      <w:pPr>
-        <w:spacing w:after="120"/>
-      </w:pPr>
-      <w:r>
-        <w:rPr>
-          <w:sz w:val="20"/>
-          <w:szCs w:val="20"/>
-        </w:rPr>
-        <w:t xml:space="preserve">One employee is noted as splitting pay to a second account, so bank details do get changed. What happens when one is wrong is never discussed.</w:t>
-      </w:r>
-    </w:p>
-    <w:p>
-      <w:pPr>
-        <w:spacing w:after="60" w:before="280"/>
-      </w:pPr>
-      <w:r>
-        <w:rPr>
-          <w:b/>
-          <w:bCs/>
-          <w:color w:val="1F4E79"/>
-          <w:sz w:val="22"/>
-          <w:szCs w:val="22"/>
-        </w:rPr>
-        <w:t xml:space="preserve">16.  </w:t>
-      </w:r>
-      <w:r>
-        <w:rPr>
-          <w:b/>
-          <w:bCs/>
-          <w:sz w:val="22"/>
-          <w:szCs w:val="22"/>
-        </w:rPr>
-        <w:t xml:space="preserve">Is there anything that only happens at end of financial year, or in certain months?</w:t>
-      </w:r>
-    </w:p>
-    <w:p>
-      <w:pPr>
-        <w:spacing w:after="60"/>
-      </w:pPr>
-      <w:r>
-        <w:rPr>
-          <w:i/>
-          <w:iCs/>
-          <w:color w:val="595959"/>
-          <w:sz w:val="18"/>
-          <w:szCs w:val="18"/>
-        </w:rPr>
-        <w:t xml:space="preserve">Video: Payroll Processing Part 5 (Reconciling &amp; Balancing Payrun), at 21:00</w:t>
+        <w:t xml:space="preserve">Video: Payroll Processing Part 6 (Finalisation &amp; Bank Upload), on screen at 15:58</w:t>
       </w:r>
     </w:p>
     <w:p>
@@ -1553,35 +1451,19 @@
           <w:sz w:val="20"/>
           <w:szCs w:val="20"/>
         </w:rPr>
-        <w:t xml:space="preserve">“Because this is the last pay run for the month, we also need to accrue for bonus leave.”</w:t>
-      </w:r>
-    </w:p>
-    <w:p>
-      <w:pPr>
-        <w:spacing w:after="120"/>
-      </w:pPr>
-      <w:r>
-        <w:rPr>
-          <w:sz w:val="20"/>
-          <w:szCs w:val="20"/>
-        </w:rPr>
-        <w:t xml:space="preserve">This establishes that some fortnights carry extra steps. Bonus leave is the one demonstrated; the question is what else behaves that way.</w:t>
-      </w:r>
-    </w:p>
-    <w:p>
-      <w:pPr>
-        <w:pStyle w:val="Heading1"/>
-        <w:spacing w:after="160" w:before="360"/>
-      </w:pPr>
-      <w:r>
-        <w:rPr>
-          <w:b/>
-          <w:bCs/>
-          <w:color w:val="1F4E79"/>
-          <w:sz w:val="28"/>
-          <w:szCs w:val="28"/>
-        </w:rPr>
-        <w:t xml:space="preserve">The rules</w:t>
+        <w:t xml:space="preserve">“This pay run cannot be unlocked because automated super payments have been made.”</w:t>
+      </w:r>
+    </w:p>
+    <w:p>
+      <w:pPr>
+        <w:spacing w:after="120"/>
+      </w:pPr>
+      <w:r>
+        <w:rPr>
+          <w:sz w:val="20"/>
+          <w:szCs w:val="20"/>
+        </w:rPr>
+        <w:t xml:space="preserve">That message appears in the finalised pay run. Video 5 shows corrections being made as back pays in the following fortnight, so that appears to be the route, but it is never stated as the rule.</w:t>
       </w:r>
     </w:p>
     <w:p>
@@ -1596,21 +1478,21 @@
           <w:sz w:val="22"/>
           <w:szCs w:val="22"/>
         </w:rPr>
-        <w:t xml:space="preserve">17.  </w:t>
-      </w:r>
-      <w:r>
-        <w:rPr>
-          <w:b/>
-          <w:bCs/>
-          <w:sz w:val="22"/>
-          <w:szCs w:val="22"/>
-        </w:rPr>
-        <w:t xml:space="preserve">When Employment Hero triggers both daily overtime and weekly overtime for the same casual, which one do I keep? Is there a rule, or is it a judgement call?</w:t>
-      </w:r>
-    </w:p>
-    <w:p>
-      <w:pPr>
-        <w:spacing w:after="60"/>
+        <w:t xml:space="preserve">15.  </w:t>
+      </w:r>
+      <w:r>
+        <w:rPr>
+          <w:b/>
+          <w:bCs/>
+          <w:sz w:val="22"/>
+          <w:szCs w:val="22"/>
+        </w:rPr>
+        <w:t xml:space="preserve">What happens if someone's bank details are wrong and the payment bounces back?</w:t>
+      </w:r>
+    </w:p>
+    <w:p>
+      <w:pPr>
+        <w:spacing w:after="120"/>
       </w:pPr>
       <w:r>
         <w:rPr>
@@ -1620,7 +1502,58 @@
           <w:sz w:val="18"/>
           <w:szCs w:val="18"/>
         </w:rPr>
-        <w:t xml:space="preserve">Video: Payroll Processing Part 3 (Reconciling Timesheets) at 30:48</w:t>
+        <w:t xml:space="preserve">Not covered in any recording</w:t>
+      </w:r>
+    </w:p>
+    <w:p>
+      <w:pPr>
+        <w:spacing w:after="120"/>
+      </w:pPr>
+      <w:r>
+        <w:rPr>
+          <w:sz w:val="20"/>
+          <w:szCs w:val="20"/>
+        </w:rPr>
+        <w:t xml:space="preserve">One employee is noted as splitting pay to a second account, so bank details do get changed. What happens when one is wrong is never discussed.</w:t>
+      </w:r>
+    </w:p>
+    <w:p>
+      <w:pPr>
+        <w:spacing w:after="60" w:before="280"/>
+      </w:pPr>
+      <w:r>
+        <w:rPr>
+          <w:b/>
+          <w:bCs/>
+          <w:color w:val="1F4E79"/>
+          <w:sz w:val="22"/>
+          <w:szCs w:val="22"/>
+        </w:rPr>
+        <w:t xml:space="preserve">16.  </w:t>
+      </w:r>
+      <w:r>
+        <w:rPr>
+          <w:b/>
+          <w:bCs/>
+          <w:sz w:val="22"/>
+          <w:szCs w:val="22"/>
+        </w:rPr>
+        <w:t xml:space="preserve">Is there anything that only happens at end of financial year, or in certain months?</w:t>
+      </w:r>
+    </w:p>
+    <w:p>
+      <w:pPr>
+        <w:spacing w:after="60"/>
+      </w:pPr>
+      <w:r>
+        <w:rPr>
+          <w:i/>
+          <w:iCs/>
+          <w:color w:val="595959"/>
+          <w:sz w:val="18"/>
+          <w:szCs w:val="18"/>
+        </w:rPr>
+        <w:t xml:space="preserve">Video: Payroll Processing Part 5 (Reconciling &amp; Balancing Payrun), at 21:00</w:t>
       </w:r>
     </w:p>
     <w:p>
@@ -1638,19 +1571,35 @@
           <w:sz w:val="20"/>
           <w:szCs w:val="20"/>
         </w:rPr>
-        <w:t xml:space="preserve">“Based on the Live Performance Award, we are not obligated to pay both of them at the same time. We can choose to pay one of them, whether it's the per day or the end of the week. So we shouldn't double dip on it.”</w:t>
-      </w:r>
-    </w:p>
-    <w:p>
-      <w:pPr>
-        <w:spacing w:after="120"/>
-      </w:pPr>
-      <w:r>
-        <w:rPr>
-          <w:sz w:val="20"/>
-          <w:szCs w:val="20"/>
-        </w:rPr>
-        <w:t xml:space="preserve">This is the clearest judgement call in the recordings. She chose one, but the basis for choosing is never given, and it changes what someone gets paid.</w:t>
+        <w:t xml:space="preserve">“Because this is the last pay run for the month, we also need to accrue for bonus leave.”</w:t>
+      </w:r>
+    </w:p>
+    <w:p>
+      <w:pPr>
+        <w:spacing w:after="120"/>
+      </w:pPr>
+      <w:r>
+        <w:rPr>
+          <w:sz w:val="20"/>
+          <w:szCs w:val="20"/>
+        </w:rPr>
+        <w:t xml:space="preserve">This establishes that some fortnights carry extra steps. Bonus leave is the one demonstrated; the question is what else behaves that way.</w:t>
+      </w:r>
+    </w:p>
+    <w:p>
+      <w:pPr>
+        <w:pStyle w:val="Heading1"/>
+        <w:spacing w:after="160" w:before="360"/>
+      </w:pPr>
+      <w:r>
+        <w:rPr>
+          <w:b/>
+          <w:bCs/>
+          <w:color w:val="1F4E79"/>
+          <w:sz w:val="28"/>
+          <w:szCs w:val="28"/>
+        </w:rPr>
+        <w:t xml:space="preserve">The rules</w:t>
       </w:r>
     </w:p>
     <w:p>
@@ -1665,16 +1614,16 @@
           <w:sz w:val="22"/>
           <w:szCs w:val="22"/>
         </w:rPr>
-        <w:t xml:space="preserve">18.  </w:t>
-      </w:r>
-      <w:r>
-        <w:rPr>
-          <w:b/>
-          <w:bCs/>
-          <w:sz w:val="22"/>
-          <w:szCs w:val="22"/>
-        </w:rPr>
-        <w:t xml:space="preserve">Can we confirm the no meal break penalty rate, and where it sits in the award?</w:t>
+        <w:t xml:space="preserve">17.  </w:t>
+      </w:r>
+      <w:r>
+        <w:rPr>
+          <w:b/>
+          <w:bCs/>
+          <w:sz w:val="22"/>
+          <w:szCs w:val="22"/>
+        </w:rPr>
+        <w:t xml:space="preserve">When Employment Hero triggers both daily overtime and weekly overtime for the same casual, which one do I keep? Is there a rule, or is it a judgement call?</w:t>
       </w:r>
     </w:p>
     <w:p>
@@ -1689,7 +1638,7 @@
           <w:sz w:val="18"/>
           <w:szCs w:val="18"/>
         </w:rPr>
-        <w:t xml:space="preserve">Video: Payroll Processing Part 3 (Reconciling Timesheets) at 39:12, 39:40 and 40:08</w:t>
+        <w:t xml:space="preserve">Video: Payroll Processing Part 3 (Reconciling Timesheets) at 30:48</w:t>
       </w:r>
     </w:p>
     <w:p>
@@ -1707,19 +1656,19 @@
           <w:sz w:val="20"/>
           <w:szCs w:val="20"/>
         </w:rPr>
-        <w:t xml:space="preserve">“The no meal break is actually at penalty times two. If I'm not mistaken, 37.5 times two. Actually, no, it's not. … 2.25 I think. … You just had a look at the award then to confirm that? Sorry, no, I calculated on my own.”</w:t>
-      </w:r>
-    </w:p>
-    <w:p>
-      <w:pPr>
-        <w:spacing w:after="120"/>
-      </w:pPr>
-      <w:r>
-        <w:rPr>
-          <w:sz w:val="20"/>
-          <w:szCs w:val="20"/>
-        </w:rPr>
-        <w:t xml:space="preserve">Stated three different ways in a minute and confirmed as calculated rather than read from the award. This is the single rule I would most want verified before you use it.</w:t>
+        <w:t xml:space="preserve">“Based on the Live Performance Award, we are not obligated to pay both of them at the same time. We can choose to pay one of them, whether it's the per day or the end of the week. So we shouldn't double dip on it.”</w:t>
+      </w:r>
+    </w:p>
+    <w:p>
+      <w:pPr>
+        <w:spacing w:after="120"/>
+      </w:pPr>
+      <w:r>
+        <w:rPr>
+          <w:sz w:val="20"/>
+          <w:szCs w:val="20"/>
+        </w:rPr>
+        <w:t xml:space="preserve">This is the clearest judgement call in the recordings. She chose one, but the basis for choosing is never given, and it changes what someone gets paid.</w:t>
       </w:r>
     </w:p>
     <w:p>
@@ -1734,16 +1683,16 @@
           <w:sz w:val="22"/>
           <w:szCs w:val="22"/>
         </w:rPr>
-        <w:t xml:space="preserve">19.  </w:t>
-      </w:r>
-      <w:r>
-        <w:rPr>
-          <w:b/>
-          <w:bCs/>
-          <w:sz w:val="22"/>
-          <w:szCs w:val="22"/>
-        </w:rPr>
-        <w:t xml:space="preserve">What is the casual loading percentage, and which spreadsheet columns hold the rate with loading and which without?</w:t>
+        <w:t xml:space="preserve">18.  </w:t>
+      </w:r>
+      <w:r>
+        <w:rPr>
+          <w:b/>
+          <w:bCs/>
+          <w:sz w:val="22"/>
+          <w:szCs w:val="22"/>
+        </w:rPr>
+        <w:t xml:space="preserve">Can we confirm the no meal break penalty rate, and where it sits in the award?</w:t>
       </w:r>
     </w:p>
     <w:p>
@@ -1758,7 +1707,7 @@
           <w:sz w:val="18"/>
           <w:szCs w:val="18"/>
         </w:rPr>
-        <w:t xml:space="preserve">Video: Payroll Processing Part 3 (Reconciling Timesheets) at 40:36</w:t>
+        <w:t xml:space="preserve">Video: Payroll Processing Part 3 (Reconciling Timesheets) at 39:12, 39:40 and 40:08</w:t>
       </w:r>
     </w:p>
     <w:p>
@@ -1776,19 +1725,19 @@
           <w:sz w:val="20"/>
           <w:szCs w:val="20"/>
         </w:rPr>
-        <w:t xml:space="preserve">“That 2.25 is based on the ex loading rate, not the with loading rate.”</w:t>
-      </w:r>
-    </w:p>
-    <w:p>
-      <w:pPr>
-        <w:spacing w:after="120"/>
-      </w:pPr>
-      <w:r>
-        <w:rPr>
-          <w:sz w:val="20"/>
-          <w:szCs w:val="20"/>
-        </w:rPr>
-        <w:t xml:space="preserve">The distinction comes up repeatedly during rate verification in Video 5 and causes visible confusion more than once. The percentage itself is never stated.</w:t>
+        <w:t xml:space="preserve">“The no meal break is actually at penalty times two. If I'm not mistaken, 37.5 times two. Actually, no, it's not. … 2.25 I think. … You just had a look at the award then to confirm that? Sorry, no, I calculated on my own.”</w:t>
+      </w:r>
+    </w:p>
+    <w:p>
+      <w:pPr>
+        <w:spacing w:after="120"/>
+      </w:pPr>
+      <w:r>
+        <w:rPr>
+          <w:sz w:val="20"/>
+          <w:szCs w:val="20"/>
+        </w:rPr>
+        <w:t xml:space="preserve">Stated three different ways in a minute and confirmed as calculated rather than read from the award. This is the single rule I would most want verified before you use it.</w:t>
       </w:r>
     </w:p>
     <w:p>
@@ -1803,21 +1752,21 @@
           <w:sz w:val="22"/>
           <w:szCs w:val="22"/>
         </w:rPr>
-        <w:t xml:space="preserve">20.  </w:t>
-      </w:r>
-      <w:r>
-        <w:rPr>
-          <w:b/>
-          <w:bCs/>
-          <w:sz w:val="22"/>
-          <w:szCs w:val="22"/>
-        </w:rPr>
-        <w:t xml:space="preserve">Are there casual penalty rates for weekends or public holidays?</w:t>
-      </w:r>
-    </w:p>
-    <w:p>
-      <w:pPr>
-        <w:spacing w:after="120"/>
+        <w:t xml:space="preserve">19.  </w:t>
+      </w:r>
+      <w:r>
+        <w:rPr>
+          <w:b/>
+          <w:bCs/>
+          <w:sz w:val="22"/>
+          <w:szCs w:val="22"/>
+        </w:rPr>
+        <w:t xml:space="preserve">What is the casual loading percentage, and which spreadsheet columns hold the rate with loading and which without?</w:t>
+      </w:r>
+    </w:p>
+    <w:p>
+      <w:pPr>
+        <w:spacing w:after="60"/>
       </w:pPr>
       <w:r>
         <w:rPr>
@@ -1827,58 +1776,7 @@
           <w:sz w:val="18"/>
           <w:szCs w:val="18"/>
         </w:rPr>
-        <w:t xml:space="preserve">Not covered in any recording</w:t>
-      </w:r>
-    </w:p>
-    <w:p>
-      <w:pPr>
-        <w:spacing w:after="120"/>
-      </w:pPr>
-      <w:r>
-        <w:rPr>
-          <w:sz w:val="20"/>
-          <w:szCs w:val="20"/>
-        </w:rPr>
-        <w:t xml:space="preserve">The overtime matrix covers weekends and public holidays for full-time staff. Nothing equivalent appears for casuals.</w:t>
-      </w:r>
-    </w:p>
-    <w:p>
-      <w:pPr>
-        <w:spacing w:after="60" w:before="280"/>
-      </w:pPr>
-      <w:r>
-        <w:rPr>
-          <w:b/>
-          <w:bCs/>
-          <w:color w:val="1F4E79"/>
-          <w:sz w:val="22"/>
-          <w:szCs w:val="22"/>
-        </w:rPr>
-        <w:t xml:space="preserve">21.  </w:t>
-      </w:r>
-      <w:r>
-        <w:rPr>
-          <w:b/>
-          <w:bCs/>
-          <w:sz w:val="22"/>
-          <w:szCs w:val="22"/>
-        </w:rPr>
-        <w:t xml:space="preserve">Is there an overtime matrix for part time staff? The one on file says full time.</w:t>
-      </w:r>
-    </w:p>
-    <w:p>
-      <w:pPr>
-        <w:spacing w:after="60"/>
-      </w:pPr>
-      <w:r>
-        <w:rPr>
-          <w:i/>
-          <w:iCs/>
-          <w:color w:val="595959"/>
-          <w:sz w:val="18"/>
-          <w:szCs w:val="18"/>
-        </w:rPr>
-        <w:t xml:space="preserve">Video: Payroll Processing Part 3 (Reconciling Timesheets) at 27:04, and the document on screen</w:t>
+        <w:t xml:space="preserve">Video: Payroll Processing Part 3 (Reconciling Timesheets) at 40:36</w:t>
       </w:r>
     </w:p>
     <w:p>
@@ -1896,19 +1794,19 @@
           <w:sz w:val="20"/>
           <w:szCs w:val="20"/>
         </w:rPr>
-        <w:t xml:space="preserve">“We do have our own overtime matrix, which then is followed based on the category, whether it's within 80 hours, less than 80 hours, or greater than 80 hours.”</w:t>
-      </w:r>
-    </w:p>
-    <w:p>
-      <w:pPr>
-        <w:spacing w:after="120"/>
-      </w:pPr>
-      <w:r>
-        <w:rPr>
-          <w:sz w:val="20"/>
-          <w:szCs w:val="20"/>
-        </w:rPr>
-        <w:t xml:space="preserve">The document itself is headed 'CTS Overtime Matrix - Full Time Staff'. Part-time staff are never discussed in relation to it.</w:t>
+        <w:t xml:space="preserve">“That 2.25 is based on the ex loading rate, not the with loading rate.”</w:t>
+      </w:r>
+    </w:p>
+    <w:p>
+      <w:pPr>
+        <w:spacing w:after="120"/>
+      </w:pPr>
+      <w:r>
+        <w:rPr>
+          <w:sz w:val="20"/>
+          <w:szCs w:val="20"/>
+        </w:rPr>
+        <w:t xml:space="preserve">The distinction comes up repeatedly during rate verification in Video 5 and causes visible confusion more than once. The percentage itself is never stated.</w:t>
       </w:r>
     </w:p>
     <w:p>
@@ -1923,21 +1821,21 @@
           <w:sz w:val="22"/>
           <w:szCs w:val="22"/>
         </w:rPr>
-        <w:t xml:space="preserve">22.  </w:t>
-      </w:r>
-      <w:r>
-        <w:rPr>
-          <w:b/>
-          <w:bCs/>
-          <w:sz w:val="22"/>
-          <w:szCs w:val="22"/>
-        </w:rPr>
-        <w:t xml:space="preserve">What makes work chargeable to the client for the matrix?</w:t>
-      </w:r>
-    </w:p>
-    <w:p>
-      <w:pPr>
-        <w:spacing w:after="60"/>
+        <w:t xml:space="preserve">20.  </w:t>
+      </w:r>
+      <w:r>
+        <w:rPr>
+          <w:b/>
+          <w:bCs/>
+          <w:sz w:val="22"/>
+          <w:szCs w:val="22"/>
+        </w:rPr>
+        <w:t xml:space="preserve">Are there casual penalty rates for weekends or public holidays?</w:t>
+      </w:r>
+    </w:p>
+    <w:p>
+      <w:pPr>
+        <w:spacing w:after="120"/>
       </w:pPr>
       <w:r>
         <w:rPr>
@@ -1947,7 +1845,58 @@
           <w:sz w:val="18"/>
           <w:szCs w:val="18"/>
         </w:rPr>
-        <w:t xml:space="preserve">Video: Payroll Processing Part 3 (Reconciling Timesheets) at 27:04</w:t>
+        <w:t xml:space="preserve">Not covered in any recording</w:t>
+      </w:r>
+    </w:p>
+    <w:p>
+      <w:pPr>
+        <w:spacing w:after="120"/>
+      </w:pPr>
+      <w:r>
+        <w:rPr>
+          <w:sz w:val="20"/>
+          <w:szCs w:val="20"/>
+        </w:rPr>
+        <w:t xml:space="preserve">The overtime matrix covers weekends and public holidays for full-time staff. Nothing equivalent appears for casuals.</w:t>
+      </w:r>
+    </w:p>
+    <w:p>
+      <w:pPr>
+        <w:spacing w:after="60" w:before="280"/>
+      </w:pPr>
+      <w:r>
+        <w:rPr>
+          <w:b/>
+          <w:bCs/>
+          <w:color w:val="1F4E79"/>
+          <w:sz w:val="22"/>
+          <w:szCs w:val="22"/>
+        </w:rPr>
+        <w:t xml:space="preserve">21.  </w:t>
+      </w:r>
+      <w:r>
+        <w:rPr>
+          <w:b/>
+          <w:bCs/>
+          <w:sz w:val="22"/>
+          <w:szCs w:val="22"/>
+        </w:rPr>
+        <w:t xml:space="preserve">Is there an overtime matrix for part time staff? The one on file says full time.</w:t>
+      </w:r>
+    </w:p>
+    <w:p>
+      <w:pPr>
+        <w:spacing w:after="60"/>
+      </w:pPr>
+      <w:r>
+        <w:rPr>
+          <w:i/>
+          <w:iCs/>
+          <w:color w:val="595959"/>
+          <w:sz w:val="18"/>
+          <w:szCs w:val="18"/>
+        </w:rPr>
+        <w:t xml:space="preserve">Video: Payroll Processing Part 3 (Reconciling Timesheets) at 27:04, and the document on screen</w:t>
       </w:r>
     </w:p>
     <w:p>
@@ -1965,35 +1914,19 @@
           <w:sz w:val="20"/>
           <w:szCs w:val="20"/>
         </w:rPr>
-        <w:t xml:space="preserve">“Dollar value means it's chargeable to the client or not.”</w:t>
-      </w:r>
-    </w:p>
-    <w:p>
-      <w:pPr>
-        <w:spacing w:after="120"/>
-      </w:pPr>
-      <w:r>
-        <w:rPr>
-          <w:sz w:val="20"/>
-          <w:szCs w:val="20"/>
-        </w:rPr>
-        <w:t xml:space="preserve">The matrix has separate columns for chargeable and non-chargeable, and they give different rates. Who determines it, and on what basis, is never explained.</w:t>
-      </w:r>
-    </w:p>
-    <w:p>
-      <w:pPr>
-        <w:pStyle w:val="Heading1"/>
-        <w:spacing w:after="160" w:before="360"/>
-      </w:pPr>
-      <w:r>
-        <w:rPr>
-          <w:b/>
-          <w:bCs/>
-          <w:color w:val="1F4E79"/>
-          <w:sz w:val="28"/>
-          <w:szCs w:val="28"/>
-        </w:rPr>
-        <w:t xml:space="preserve">The spreadsheet</w:t>
+        <w:t xml:space="preserve">“We do have our own overtime matrix, which then is followed based on the category, whether it's within 80 hours, less than 80 hours, or greater than 80 hours.”</w:t>
+      </w:r>
+    </w:p>
+    <w:p>
+      <w:pPr>
+        <w:spacing w:after="120"/>
+      </w:pPr>
+      <w:r>
+        <w:rPr>
+          <w:sz w:val="20"/>
+          <w:szCs w:val="20"/>
+        </w:rPr>
+        <w:t xml:space="preserve">The document itself is headed 'CTS Overtime Matrix - Full Time Staff'. Part-time staff are never discussed in relation to it.</w:t>
       </w:r>
     </w:p>
     <w:p>
@@ -2008,16 +1941,16 @@
           <w:sz w:val="22"/>
           <w:szCs w:val="22"/>
         </w:rPr>
-        <w:t xml:space="preserve">23.  </w:t>
-      </w:r>
-      <w:r>
-        <w:rPr>
-          <w:b/>
-          <w:bCs/>
-          <w:sz w:val="22"/>
-          <w:szCs w:val="22"/>
-        </w:rPr>
-        <w:t xml:space="preserve">Has the leave without pay issue in the total hours column been sorted? If not, what do I do by hand?</w:t>
+        <w:t xml:space="preserve">22.  </w:t>
+      </w:r>
+      <w:r>
+        <w:rPr>
+          <w:b/>
+          <w:bCs/>
+          <w:sz w:val="22"/>
+          <w:szCs w:val="22"/>
+        </w:rPr>
+        <w:t xml:space="preserve">What makes work chargeable to the client for the matrix?</w:t>
       </w:r>
     </w:p>
     <w:p>
@@ -2032,7 +1965,7 @@
           <w:sz w:val="18"/>
           <w:szCs w:val="18"/>
         </w:rPr>
-        <w:t xml:space="preserve">Video: Payroll Processing Part 3 (Reconciling Timesheets), from 54:36 to 59:44</w:t>
+        <w:t xml:space="preserve">Video: Payroll Processing Part 3 (Reconciling Timesheets) at 27:04</w:t>
       </w:r>
     </w:p>
     <w:p>
@@ -2050,19 +1983,35 @@
           <w:sz w:val="20"/>
           <w:szCs w:val="20"/>
         </w:rPr>
-        <w:t xml:space="preserve">“It doesn't capture column S. … There's a reason that we would have done that at the time, isn't there? … Let's not, because we're wasting the recording time on this, so let's just leave it and we'll come back to it.”</w:t>
-      </w:r>
-    </w:p>
-    <w:p>
-      <w:pPr>
-        <w:spacing w:after="120"/>
-      </w:pPr>
-      <w:r>
-        <w:rPr>
-          <w:sz w:val="20"/>
-          <w:szCs w:val="20"/>
-        </w:rPr>
-        <w:t xml:space="preserve">This runs for five minutes on camera and is explicitly parked unresolved. It affects any employee with leave without pay, so it will affect you.</w:t>
+        <w:t xml:space="preserve">“Dollar value means it's chargeable to the client or not.”</w:t>
+      </w:r>
+    </w:p>
+    <w:p>
+      <w:pPr>
+        <w:spacing w:after="120"/>
+      </w:pPr>
+      <w:r>
+        <w:rPr>
+          <w:sz w:val="20"/>
+          <w:szCs w:val="20"/>
+        </w:rPr>
+        <w:t xml:space="preserve">The matrix has separate columns for chargeable and non-chargeable, and they give different rates. Who determines it, and on what basis, is never explained.</w:t>
+      </w:r>
+    </w:p>
+    <w:p>
+      <w:pPr>
+        <w:pStyle w:val="Heading1"/>
+        <w:spacing w:after="160" w:before="360"/>
+      </w:pPr>
+      <w:r>
+        <w:rPr>
+          <w:b/>
+          <w:bCs/>
+          <w:color w:val="1F4E79"/>
+          <w:sz w:val="28"/>
+          <w:szCs w:val="28"/>
+        </w:rPr>
+        <w:t xml:space="preserve">The spreadsheet</w:t>
       </w:r>
     </w:p>
     <w:p>
@@ -2077,21 +2026,21 @@
           <w:sz w:val="22"/>
           <w:szCs w:val="22"/>
         </w:rPr>
-        <w:t xml:space="preserve">24.  </w:t>
-      </w:r>
-      <w:r>
-        <w:rPr>
-          <w:b/>
-          <w:bCs/>
-          <w:sz w:val="22"/>
-          <w:szCs w:val="22"/>
-        </w:rPr>
-        <w:t xml:space="preserve">The Rate Check column shows an error against some people. Is that normal?</w:t>
-      </w:r>
-    </w:p>
-    <w:p>
-      <w:pPr>
-        <w:spacing w:after="120"/>
+        <w:t xml:space="preserve">23.  </w:t>
+      </w:r>
+      <w:r>
+        <w:rPr>
+          <w:b/>
+          <w:bCs/>
+          <w:sz w:val="22"/>
+          <w:szCs w:val="22"/>
+        </w:rPr>
+        <w:t xml:space="preserve">Has the leave without pay issue in the total hours column been sorted? If not, what do I do by hand?</w:t>
+      </w:r>
+    </w:p>
+    <w:p>
+      <w:pPr>
+        <w:spacing w:after="60"/>
       </w:pPr>
       <w:r>
         <w:rPr>
@@ -2101,58 +2050,7 @@
           <w:sz w:val="18"/>
           <w:szCs w:val="18"/>
         </w:rPr>
-        <w:t xml:space="preserve">Video: Payroll Processing Part 1 (Payroll Prep), on screen at around 02:00</w:t>
-      </w:r>
-    </w:p>
-    <w:p>
-      <w:pPr>
-        <w:spacing w:after="120"/>
-      </w:pPr>
-      <w:r>
-        <w:rPr>
-          <w:sz w:val="20"/>
-          <w:szCs w:val="20"/>
-        </w:rPr>
-        <w:t xml:space="preserve">The Rate Check column shows #VALUE! against several employees in the spreadsheet. It is visible in the recording but never mentioned, so it may be expected behaviour or may be masking a real problem.</w:t>
-      </w:r>
-    </w:p>
-    <w:p>
-      <w:pPr>
-        <w:spacing w:after="60" w:before="280"/>
-      </w:pPr>
-      <w:r>
-        <w:rPr>
-          <w:b/>
-          <w:bCs/>
-          <w:color w:val="1F4E79"/>
-          <w:sz w:val="22"/>
-          <w:szCs w:val="22"/>
-        </w:rPr>
-        <w:t xml:space="preserve">25.  </w:t>
-      </w:r>
-      <w:r>
-        <w:rPr>
-          <w:b/>
-          <w:bCs/>
-          <w:sz w:val="22"/>
-          <w:szCs w:val="22"/>
-        </w:rPr>
-        <w:t xml:space="preserve">Does green mean 'I have checked this rate' or 'this rate changed'?</w:t>
-      </w:r>
-    </w:p>
-    <w:p>
-      <w:pPr>
-        <w:spacing w:after="60"/>
-      </w:pPr>
-      <w:r>
-        <w:rPr>
-          <w:i/>
-          <w:iCs/>
-          <w:color w:val="595959"/>
-          <w:sz w:val="18"/>
-          <w:szCs w:val="18"/>
-        </w:rPr>
-        <w:t xml:space="preserve">Video: Payroll Processing Part 3 (Reconciling Timesheets) at 11:40 and 12:08, and Payroll Processing Part 5 (Reconciling &amp; Balancing Payrun) at 34:32</w:t>
+        <w:t xml:space="preserve">Video: Payroll Processing Part 3 (Reconciling Timesheets), from 54:36 to 59:44</w:t>
       </w:r>
     </w:p>
     <w:p>
@@ -2170,35 +2068,19 @@
           <w:sz w:val="20"/>
           <w:szCs w:val="20"/>
         </w:rPr>
-        <w:t xml:space="preserve">“The green denotes that the pay rate has been updated. … Okay, is that correct? Well, I actually don't know; this is the template that you created, I haven't changed it at all. … If they're green that means that we did them last week, so they should be fine.”</w:t>
-      </w:r>
-    </w:p>
-    <w:p>
-      <w:pPr>
-        <w:spacing w:after="120"/>
-      </w:pPr>
-      <w:r>
-        <w:rPr>
-          <w:sz w:val="20"/>
-          <w:szCs w:val="20"/>
-        </w:rPr>
-        <w:t xml:space="preserve">Described as 'updated' in one recording and 'checked last week' in another. Since you will be relying on the colour to know what still needs verifying, it matters which it means.</w:t>
-      </w:r>
-    </w:p>
-    <w:p>
-      <w:pPr>
-        <w:pStyle w:val="Heading1"/>
-        <w:spacing w:after="160" w:before="360"/>
-      </w:pPr>
-      <w:r>
-        <w:rPr>
-          <w:b/>
-          <w:bCs/>
-          <w:color w:val="1F4E79"/>
-          <w:sz w:val="28"/>
-          <w:szCs w:val="28"/>
-        </w:rPr>
-        <w:t xml:space="preserve">Dates</w:t>
+        <w:t xml:space="preserve">“It doesn't capture column S. … There's a reason that we would have done that at the time, isn't there? … Let's not, because we're wasting the recording time on this, so let's just leave it and we'll come back to it.”</w:t>
+      </w:r>
+    </w:p>
+    <w:p>
+      <w:pPr>
+        <w:spacing w:after="120"/>
+      </w:pPr>
+      <w:r>
+        <w:rPr>
+          <w:sz w:val="20"/>
+          <w:szCs w:val="20"/>
+        </w:rPr>
+        <w:t xml:space="preserve">This runs for five minutes on camera and is explicitly parked unresolved. It affects any employee with leave without pay, so it will affect you.</w:t>
       </w:r>
     </w:p>
     <w:p>
@@ -2213,21 +2095,21 @@
           <w:sz w:val="22"/>
           <w:szCs w:val="22"/>
         </w:rPr>
-        <w:t xml:space="preserve">26.  </w:t>
-      </w:r>
-      <w:r>
-        <w:rPr>
-          <w:b/>
-          <w:bCs/>
-          <w:sz w:val="22"/>
-          <w:szCs w:val="22"/>
-        </w:rPr>
-        <w:t xml:space="preserve">What happens if the Monday of processing week, or the Tuesday pay date, falls on a public holiday?</w:t>
-      </w:r>
-    </w:p>
-    <w:p>
-      <w:pPr>
-        <w:spacing w:after="60"/>
+        <w:t xml:space="preserve">24.  </w:t>
+      </w:r>
+      <w:r>
+        <w:rPr>
+          <w:b/>
+          <w:bCs/>
+          <w:sz w:val="22"/>
+          <w:szCs w:val="22"/>
+        </w:rPr>
+        <w:t xml:space="preserve">The Rate Check column shows an error against some people. Is that normal?</w:t>
+      </w:r>
+    </w:p>
+    <w:p>
+      <w:pPr>
+        <w:spacing w:after="120"/>
       </w:pPr>
       <w:r>
         <w:rPr>
@@ -2237,7 +2119,58 @@
           <w:sz w:val="18"/>
           <w:szCs w:val="18"/>
         </w:rPr>
-        <w:t xml:space="preserve">Video: Payroll Processing Part 1 (Payroll Prep) at 00:00, and Payroll Processing Part 2 (Creating New Pay Run) at 00:56</w:t>
+        <w:t xml:space="preserve">Video: Payroll Processing Part 1 (Payroll Prep), on screen at around 02:00</w:t>
+      </w:r>
+    </w:p>
+    <w:p>
+      <w:pPr>
+        <w:spacing w:after="120"/>
+      </w:pPr>
+      <w:r>
+        <w:rPr>
+          <w:sz w:val="20"/>
+          <w:szCs w:val="20"/>
+        </w:rPr>
+        <w:t xml:space="preserve">The Rate Check column shows #VALUE! against several employees in the spreadsheet. It is visible in the recording but never mentioned, so it may be expected behaviour or may be masking a real problem.</w:t>
+      </w:r>
+    </w:p>
+    <w:p>
+      <w:pPr>
+        <w:spacing w:after="60" w:before="280"/>
+      </w:pPr>
+      <w:r>
+        <w:rPr>
+          <w:b/>
+          <w:bCs/>
+          <w:color w:val="1F4E79"/>
+          <w:sz w:val="22"/>
+          <w:szCs w:val="22"/>
+        </w:rPr>
+        <w:t xml:space="preserve">25.  </w:t>
+      </w:r>
+      <w:r>
+        <w:rPr>
+          <w:b/>
+          <w:bCs/>
+          <w:sz w:val="22"/>
+          <w:szCs w:val="22"/>
+        </w:rPr>
+        <w:t xml:space="preserve">Does green mean 'I have checked this rate' or 'this rate changed'?</w:t>
+      </w:r>
+    </w:p>
+    <w:p>
+      <w:pPr>
+        <w:spacing w:after="60"/>
+      </w:pPr>
+      <w:r>
+        <w:rPr>
+          <w:i/>
+          <w:iCs/>
+          <w:color w:val="595959"/>
+          <w:sz w:val="18"/>
+          <w:szCs w:val="18"/>
+        </w:rPr>
+        <w:t xml:space="preserve">Video: Payroll Processing Part 3 (Reconciling Timesheets) at 11:40 and 12:08, and Payroll Processing Part 5 (Reconciling &amp; Balancing Payrun) at 34:32</w:t>
       </w:r>
     </w:p>
     <w:p>
@@ -2255,19 +2188,35 @@
           <w:sz w:val="20"/>
           <w:szCs w:val="20"/>
         </w:rPr>
-        <w:t xml:space="preserve">“Usually the payroll prep, I like to start it on the Friday before the actual Monday of the payroll processing. … Date the pay run will be paid is always the Tuesday of the payroll processing week.”</w:t>
-      </w:r>
-    </w:p>
-    <w:p>
-      <w:pPr>
-        <w:spacing w:after="120"/>
-      </w:pPr>
-      <w:r>
-        <w:rPr>
-          <w:sz w:val="20"/>
-          <w:szCs w:val="20"/>
-        </w:rPr>
-        <w:t xml:space="preserve">The whole schedule is anchored to a Monday and a Tuesday. Neither recording covers what shifts when one of those is a public holiday.</w:t>
+        <w:t xml:space="preserve">“The green denotes that the pay rate has been updated. … Okay, is that correct? Well, I actually don't know; this is the template that you created, I haven't changed it at all. … If they're green that means that we did them last week, so they should be fine.”</w:t>
+      </w:r>
+    </w:p>
+    <w:p>
+      <w:pPr>
+        <w:spacing w:after="120"/>
+      </w:pPr>
+      <w:r>
+        <w:rPr>
+          <w:sz w:val="20"/>
+          <w:szCs w:val="20"/>
+        </w:rPr>
+        <w:t xml:space="preserve">Described as 'updated' in one recording and 'checked last week' in another. Since you will be relying on the colour to know what still needs verifying, it matters which it means.</w:t>
+      </w:r>
+    </w:p>
+    <w:p>
+      <w:pPr>
+        <w:pStyle w:val="Heading1"/>
+        <w:spacing w:after="160" w:before="360"/>
+      </w:pPr>
+      <w:r>
+        <w:rPr>
+          <w:b/>
+          <w:bCs/>
+          <w:color w:val="1F4E79"/>
+          <w:sz w:val="28"/>
+          <w:szCs w:val="28"/>
+        </w:rPr>
+        <w:t xml:space="preserve">Dates</w:t>
       </w:r>
     </w:p>
     <w:p>
@@ -2282,16 +2231,16 @@
           <w:sz w:val="22"/>
           <w:szCs w:val="22"/>
         </w:rPr>
-        <w:t xml:space="preserve">27.  </w:t>
-      </w:r>
-      <w:r>
-        <w:rPr>
-          <w:b/>
-          <w:bCs/>
-          <w:sz w:val="22"/>
-          <w:szCs w:val="22"/>
-        </w:rPr>
-        <w:t xml:space="preserve">How do I know a fortnight is the last pay run of the month for bonus leave? Especially when it crosses the end of a month.</w:t>
+        <w:t xml:space="preserve">26.  </w:t>
+      </w:r>
+      <w:r>
+        <w:rPr>
+          <w:b/>
+          <w:bCs/>
+          <w:sz w:val="22"/>
+          <w:szCs w:val="22"/>
+        </w:rPr>
+        <w:t xml:space="preserve">What happens if the Monday of processing week, or the Tuesday pay date, falls on a public holiday?</w:t>
       </w:r>
     </w:p>
     <w:p>
@@ -2306,7 +2255,7 @@
           <w:sz w:val="18"/>
           <w:szCs w:val="18"/>
         </w:rPr>
-        <w:t xml:space="preserve">Video: Payroll Processing Part 5 (Reconciling &amp; Balancing Payrun) at 21:00 and 22:52</w:t>
+        <w:t xml:space="preserve">Video: Payroll Processing Part 1 (Payroll Prep) at 00:00, and Payroll Processing Part 2 (Creating New Pay Run) at 00:56</w:t>
       </w:r>
     </w:p>
     <w:p>
@@ -2324,19 +2273,19 @@
           <w:sz w:val="20"/>
           <w:szCs w:val="20"/>
         </w:rPr>
-        <w:t xml:space="preserve">“Because this is the last pay run for the month, we also need to accrue for bonus leave. … So we always accrue a month ahead of the new month.”</w:t>
-      </w:r>
-    </w:p>
-    <w:p>
-      <w:pPr>
-        <w:spacing w:after="120"/>
-      </w:pPr>
-      <w:r>
-        <w:rPr>
-          <w:sz w:val="20"/>
-          <w:szCs w:val="20"/>
-        </w:rPr>
-        <w:t xml:space="preserve">Nothing in Employment Hero or the spreadsheet flags this. It is remembered, and a fortnight straddling month end makes it ambiguous.</w:t>
+        <w:t xml:space="preserve">“Usually the payroll prep, I like to start it on the Friday before the actual Monday of the payroll processing. … Date the pay run will be paid is always the Tuesday of the payroll processing week.”</w:t>
+      </w:r>
+    </w:p>
+    <w:p>
+      <w:pPr>
+        <w:spacing w:after="120"/>
+      </w:pPr>
+      <w:r>
+        <w:rPr>
+          <w:sz w:val="20"/>
+          <w:szCs w:val="20"/>
+        </w:rPr>
+        <w:t xml:space="preserve">The whole schedule is anchored to a Monday and a Tuesday. Neither recording covers what shifts when one of those is a public holiday.</w:t>
       </w:r>
     </w:p>
     <w:p>
@@ -2351,16 +2300,16 @@
           <w:sz w:val="22"/>
           <w:szCs w:val="22"/>
         </w:rPr>
-        <w:t xml:space="preserve">28.  </w:t>
-      </w:r>
-      <w:r>
-        <w:rPr>
-          <w:b/>
-          <w:bCs/>
-          <w:sz w:val="22"/>
-          <w:szCs w:val="22"/>
-        </w:rPr>
-        <w:t xml:space="preserve">How long before pay day does the money need to be in the account?</w:t>
+        <w:t xml:space="preserve">27.  </w:t>
+      </w:r>
+      <w:r>
+        <w:rPr>
+          <w:b/>
+          <w:bCs/>
+          <w:sz w:val="22"/>
+          <w:szCs w:val="22"/>
+        </w:rPr>
+        <w:t xml:space="preserve">How do I know a fortnight is the last pay run of the month for bonus leave? Especially when it crosses the end of a month.</w:t>
       </w:r>
     </w:p>
     <w:p>
@@ -2375,7 +2324,7 @@
           <w:sz w:val="18"/>
           <w:szCs w:val="18"/>
         </w:rPr>
-        <w:t xml:space="preserve">Video: Payroll Processing Part 6 (Finalisation &amp; Bank Upload), from 02:48 to 05:36</w:t>
+        <w:t xml:space="preserve">Video: Payroll Processing Part 5 (Reconciling &amp; Balancing Payrun) at 21:00 and 22:52</w:t>
       </w:r>
     </w:p>
     <w:p>
@@ -2393,35 +2342,19 @@
           <w:sz w:val="20"/>
           <w:szCs w:val="20"/>
         </w:rPr>
-        <w:t xml:space="preserve">“So now that's uploaded, I just need to double check if there's enough funds in the account. … So I just need to transfer 10K.”</w:t>
-      </w:r>
-    </w:p>
-    <w:p>
-      <w:pPr>
-        <w:spacing w:after="120"/>
-      </w:pPr>
-      <w:r>
-        <w:rPr>
-          <w:sz w:val="20"/>
-          <w:szCs w:val="20"/>
-        </w:rPr>
-        <w:t xml:space="preserve">The transfer is made on the spot during the recording, so the lead time it actually needs is never established.</w:t>
-      </w:r>
-    </w:p>
-    <w:p>
-      <w:pPr>
-        <w:pStyle w:val="Heading1"/>
-        <w:spacing w:after="160" w:before="360"/>
-      </w:pPr>
-      <w:r>
-        <w:rPr>
-          <w:b/>
-          <w:bCs/>
-          <w:color w:val="1F4E79"/>
-          <w:sz w:val="28"/>
-          <w:szCs w:val="28"/>
-        </w:rPr>
-        <w:t xml:space="preserve">Good to know</w:t>
+        <w:t xml:space="preserve">“Because this is the last pay run for the month, we also need to accrue for bonus leave. … So we always accrue a month ahead of the new month.”</w:t>
+      </w:r>
+    </w:p>
+    <w:p>
+      <w:pPr>
+        <w:spacing w:after="120"/>
+      </w:pPr>
+      <w:r>
+        <w:rPr>
+          <w:sz w:val="20"/>
+          <w:szCs w:val="20"/>
+        </w:rPr>
+        <w:t xml:space="preserve">Nothing in Employment Hero or the spreadsheet flags this. It is remembered, and a fortnight straddling month end makes it ambiguous.</w:t>
       </w:r>
     </w:p>
     <w:p>
@@ -2436,16 +2369,16 @@
           <w:sz w:val="22"/>
           <w:szCs w:val="22"/>
         </w:rPr>
-        <w:t xml:space="preserve">29.  </w:t>
-      </w:r>
-      <w:r>
-        <w:rPr>
-          <w:b/>
-          <w:bCs/>
-          <w:sz w:val="22"/>
-          <w:szCs w:val="22"/>
-        </w:rPr>
-        <w:t xml:space="preserve">Where are the bonus leave letters kept, and who issues them?</w:t>
+        <w:t xml:space="preserve">28.  </w:t>
+      </w:r>
+      <w:r>
+        <w:rPr>
+          <w:b/>
+          <w:bCs/>
+          <w:sz w:val="22"/>
+          <w:szCs w:val="22"/>
+        </w:rPr>
+        <w:t xml:space="preserve">How long before pay day does the money need to be in the account?</w:t>
       </w:r>
     </w:p>
     <w:p>
@@ -2460,7 +2393,7 @@
           <w:sz w:val="18"/>
           <w:szCs w:val="18"/>
         </w:rPr>
-        <w:t xml:space="preserve">Video: Payroll Processing Part 5 (Reconciling &amp; Balancing Payrun) at 22:52 and 23:20</w:t>
+        <w:t xml:space="preserve">Video: Payroll Processing Part 6 (Finalisation &amp; Bank Upload), from 02:48 to 05:36</w:t>
       </w:r>
     </w:p>
     <w:p>
@@ -2478,19 +2411,35 @@
           <w:sz w:val="20"/>
           <w:szCs w:val="20"/>
         </w:rPr>
-        <w:t xml:space="preserve">“Isaac, I can't accrue it yet because we haven't issued him a letter. … So once you've issued the letter, I can always backtrace.”</w:t>
-      </w:r>
-    </w:p>
-    <w:p>
-      <w:pPr>
-        <w:spacing w:after="120"/>
-      </w:pPr>
-      <w:r>
-        <w:rPr>
-          <w:sz w:val="20"/>
-          <w:szCs w:val="20"/>
-        </w:rPr>
-        <w:t xml:space="preserve">Accrual is blocked until a letter is signed, and at the time of recording there were several outstanding. You would inherit those.</w:t>
+        <w:t xml:space="preserve">“So now that's uploaded, I just need to double check if there's enough funds in the account. … So I just need to transfer 10K.”</w:t>
+      </w:r>
+    </w:p>
+    <w:p>
+      <w:pPr>
+        <w:spacing w:after="120"/>
+      </w:pPr>
+      <w:r>
+        <w:rPr>
+          <w:sz w:val="20"/>
+          <w:szCs w:val="20"/>
+        </w:rPr>
+        <w:t xml:space="preserve">The transfer is made on the spot during the recording, so the lead time it actually needs is never established.</w:t>
+      </w:r>
+    </w:p>
+    <w:p>
+      <w:pPr>
+        <w:pStyle w:val="Heading1"/>
+        <w:spacing w:after="160" w:before="360"/>
+      </w:pPr>
+      <w:r>
+        <w:rPr>
+          <w:b/>
+          <w:bCs/>
+          <w:color w:val="1F4E79"/>
+          <w:sz w:val="28"/>
+          <w:szCs w:val="28"/>
+        </w:rPr>
+        <w:t xml:space="preserve">Good to know</w:t>
       </w:r>
     </w:p>
     <w:p>
@@ -2505,16 +2454,16 @@
           <w:sz w:val="22"/>
           <w:szCs w:val="22"/>
         </w:rPr>
-        <w:t xml:space="preserve">30.  </w:t>
-      </w:r>
-      <w:r>
-        <w:rPr>
-          <w:b/>
-          <w:bCs/>
-          <w:sz w:val="22"/>
-          <w:szCs w:val="22"/>
-        </w:rPr>
-        <w:t xml:space="preserve">What happens when someone queries their pay after pay day?</w:t>
+        <w:t xml:space="preserve">29.  </w:t>
+      </w:r>
+      <w:r>
+        <w:rPr>
+          <w:b/>
+          <w:bCs/>
+          <w:sz w:val="22"/>
+          <w:szCs w:val="22"/>
+        </w:rPr>
+        <w:t xml:space="preserve">Where are the bonus leave letters kept, and who issues them?</w:t>
       </w:r>
     </w:p>
     <w:p>
@@ -2529,7 +2478,7 @@
           <w:sz w:val="18"/>
           <w:szCs w:val="18"/>
         </w:rPr>
-        <w:t xml:space="preserve">Video: Payroll Processing Part 5 (Reconciling &amp; Balancing Payrun) at 09:20</w:t>
+        <w:t xml:space="preserve">Video: Payroll Processing Part 5 (Reconciling &amp; Balancing Payrun) at 22:52 and 23:20</w:t>
       </w:r>
     </w:p>
     <w:p>
@@ -2547,19 +2496,19 @@
           <w:sz w:val="20"/>
           <w:szCs w:val="20"/>
         </w:rPr>
-        <w:t xml:space="preserve">“The reason why we captured this one now in terms of this pay run is because the employee emailed us about a missed pay.”</w:t>
-      </w:r>
-    </w:p>
-    <w:p>
-      <w:pPr>
-        <w:spacing w:after="120"/>
-      </w:pPr>
-      <w:r>
-        <w:rPr>
-          <w:sz w:val="20"/>
-          <w:szCs w:val="20"/>
-        </w:rPr>
-        <w:t xml:space="preserve">The recording shows the fix but not the process around it: who responds, how quickly, and whether anyone needs to approve a correction.</w:t>
+        <w:t xml:space="preserve">“Isaac, I can't accrue it yet because we haven't issued him a letter. … So once you've issued the letter, I can always backtrace.”</w:t>
+      </w:r>
+    </w:p>
+    <w:p>
+      <w:pPr>
+        <w:spacing w:after="120"/>
+      </w:pPr>
+      <w:r>
+        <w:rPr>
+          <w:sz w:val="20"/>
+          <w:szCs w:val="20"/>
+        </w:rPr>
+        <w:t xml:space="preserve">Accrual is blocked until a letter is signed, and at the time of recording there were several outstanding. You would inherit those.</w:t>
       </w:r>
     </w:p>
     <w:p>
@@ -2574,16 +2523,16 @@
           <w:sz w:val="22"/>
           <w:szCs w:val="22"/>
         </w:rPr>
-        <w:t xml:space="preserve">31.  </w:t>
-      </w:r>
-      <w:r>
-        <w:rPr>
-          <w:b/>
-          <w:bCs/>
-          <w:sz w:val="22"/>
-          <w:szCs w:val="22"/>
-        </w:rPr>
-        <w:t xml:space="preserve">Are there any staff with unusual arrangements I should know about before I meet them in a pay run?</w:t>
+        <w:t xml:space="preserve">30.  </w:t>
+      </w:r>
+      <w:r>
+        <w:rPr>
+          <w:b/>
+          <w:bCs/>
+          <w:sz w:val="22"/>
+          <w:szCs w:val="22"/>
+        </w:rPr>
+        <w:t xml:space="preserve">What happens when someone queries their pay after pay day?</w:t>
       </w:r>
     </w:p>
     <w:p>
@@ -2598,7 +2547,7 @@
           <w:sz w:val="18"/>
           <w:szCs w:val="18"/>
         </w:rPr>
-        <w:t xml:space="preserve">Video: Payroll Processing Part 5 (Reconciling &amp; Balancing Payrun) at 00:00, and Payroll Processing Part 3 (Reconciling Timesheets) at 27:32</w:t>
+        <w:t xml:space="preserve">Video: Payroll Processing Part 5 (Reconciling &amp; Balancing Payrun) at 09:20</w:t>
       </w:r>
     </w:p>
     <w:p>
@@ -2616,19 +2565,19 @@
           <w:sz w:val="20"/>
           <w:szCs w:val="20"/>
         </w:rPr>
-        <w:t xml:space="preserve">“The only thing that is not included automatically in the payroll timesheets is [her], because she doesn't clock in and out. … Blake has a preset pre-tax deduction for salary sacrifice technology.”</w:t>
-      </w:r>
-    </w:p>
-    <w:p>
-      <w:pPr>
-        <w:spacing w:after="120"/>
-      </w:pPr>
-      <w:r>
-        <w:rPr>
-          <w:sz w:val="20"/>
-          <w:szCs w:val="20"/>
-        </w:rPr>
-        <w:t xml:space="preserve">At least three arrangements surface only because they happened to come up: an employee on fixed hours who does not clock in, a technology salary sacrifice, and a superannuation salary sacrifice. There may be others.</w:t>
+        <w:t xml:space="preserve">“The reason why we captured this one now in terms of this pay run is because the employee emailed us about a missed pay.”</w:t>
+      </w:r>
+    </w:p>
+    <w:p>
+      <w:pPr>
+        <w:spacing w:after="120"/>
+      </w:pPr>
+      <w:r>
+        <w:rPr>
+          <w:sz w:val="20"/>
+          <w:szCs w:val="20"/>
+        </w:rPr>
+        <w:t xml:space="preserve">The recording shows the fix but not the process around it: who responds, how quickly, and whether anyone needs to approve a correction.</w:t>
       </w:r>
     </w:p>
     <w:p>
@@ -2643,21 +2592,21 @@
           <w:sz w:val="22"/>
           <w:szCs w:val="22"/>
         </w:rPr>
-        <w:t xml:space="preserve">32.  </w:t>
-      </w:r>
-      <w:r>
-        <w:rPr>
-          <w:b/>
-          <w:bCs/>
-          <w:sz w:val="22"/>
-          <w:szCs w:val="22"/>
-        </w:rPr>
-        <w:t xml:space="preserve">Is there anything you do out of habit that is not written down anywhere?</w:t>
-      </w:r>
-    </w:p>
-    <w:p>
-      <w:pPr>
-        <w:spacing w:after="120"/>
+        <w:t xml:space="preserve">31.  </w:t>
+      </w:r>
+      <w:r>
+        <w:rPr>
+          <w:b/>
+          <w:bCs/>
+          <w:sz w:val="22"/>
+          <w:szCs w:val="22"/>
+        </w:rPr>
+        <w:t xml:space="preserve">Are there any staff with unusual arrangements I should know about before I meet them in a pay run?</w:t>
+      </w:r>
+    </w:p>
+    <w:p>
+      <w:pPr>
+        <w:spacing w:after="60"/>
       </w:pPr>
       <w:r>
         <w:rPr>
@@ -2667,6 +2616,75 @@
           <w:sz w:val="18"/>
           <w:szCs w:val="18"/>
         </w:rPr>
+        <w:t xml:space="preserve">Video: Payroll Processing Part 5 (Reconciling &amp; Balancing Payrun) at 00:00, and Payroll Processing Part 3 (Reconciling Timesheets) at 27:32</w:t>
+      </w:r>
+    </w:p>
+    <w:p>
+      <w:pPr>
+        <w:pBdr>
+          <w:left w:val="single" w:color="D0D7E5" w:sz="12" w:space="10"/>
+        </w:pBdr>
+        <w:spacing w:after="60"/>
+        <w:ind w:left="340"/>
+      </w:pPr>
+      <w:r>
+        <w:rPr>
+          <w:i/>
+          <w:iCs/>
+          <w:sz w:val="20"/>
+          <w:szCs w:val="20"/>
+        </w:rPr>
+        <w:t xml:space="preserve">“The only thing that is not included automatically in the payroll timesheets is [her], because she doesn't clock in and out. … Blake has a preset pre-tax deduction for salary sacrifice technology.”</w:t>
+      </w:r>
+    </w:p>
+    <w:p>
+      <w:pPr>
+        <w:spacing w:after="120"/>
+      </w:pPr>
+      <w:r>
+        <w:rPr>
+          <w:sz w:val="20"/>
+          <w:szCs w:val="20"/>
+        </w:rPr>
+        <w:t xml:space="preserve">At least three arrangements surface only because they happened to come up: an employee on fixed hours who does not clock in, a technology salary sacrifice, and a superannuation salary sacrifice. There may be others.</w:t>
+      </w:r>
+    </w:p>
+    <w:p>
+      <w:pPr>
+        <w:spacing w:after="60" w:before="280"/>
+      </w:pPr>
+      <w:r>
+        <w:rPr>
+          <w:b/>
+          <w:bCs/>
+          <w:color w:val="1F4E79"/>
+          <w:sz w:val="22"/>
+          <w:szCs w:val="22"/>
+        </w:rPr>
+        <w:t xml:space="preserve">32.  </w:t>
+      </w:r>
+      <w:r>
+        <w:rPr>
+          <w:b/>
+          <w:bCs/>
+          <w:sz w:val="22"/>
+          <w:szCs w:val="22"/>
+        </w:rPr>
+        <w:t xml:space="preserve">Is there anything you do out of habit that is not written down anywhere?</w:t>
+      </w:r>
+    </w:p>
+    <w:p>
+      <w:pPr>
+        <w:spacing w:after="120"/>
+      </w:pPr>
+      <w:r>
+        <w:rPr>
+          <w:i/>
+          <w:iCs/>
+          <w:color w:val="595959"/>
+          <w:sz w:val="18"/>
+          <w:szCs w:val="18"/>
+        </w:rPr>
         <w:t xml:space="preserve">General: the reason for asking</w:t>
       </w:r>
     </w:p>
@@ -2679,7 +2697,7 @@
           <w:sz w:val="20"/>
           <w:szCs w:val="20"/>
         </w:rPr>
-        <w:t xml:space="preserve">Across the six recordings she repeatedly checks things without saying why, and refers to prior conversations the camera did not capture. This question is the catch-all for whatever that turns out to be.</w:t>
+        <w:t xml:space="preserve">Across the seven recordings she repeatedly checks things without saying why, and refers to prior conversations the camera did not capture. This question is the catch-all for whatever that turns out to be.</w:t>
       </w:r>
     </w:p>
     <w:p>

--- a/manuals/Payroll Handover - Meeting Prep.docx
+++ b/manuals/Payroll Handover - Meeting Prep.docx
@@ -1226,7 +1226,7 @@
           <w:sz w:val="18"/>
           <w:szCs w:val="18"/>
         </w:rPr>
-        <w:t xml:space="preserve">Video: Reporting, at 09:48, 10:16, 11:12 and 11:40</w:t>
+        <w:t xml:space="preserve">Video: Day 5 tasks - Reporting Graphs and HOD Meeting preps, at 09:48, 10:16, 11:12 and 11:40</w:t>
       </w:r>
     </w:p>
     <w:p>
